--- a/Backend/Director_Disclosure/Output_Disclosures/2024-25/INDIFI_TECHNOLOGIES_PRIVATE_LIMITED/MBP-1/MBP1_PALAMADAI_SUNDARARAJAN_JAYAKUMAR_01173236.docx
+++ b/Backend/Director_Disclosure/Output_Disclosures/2024-25/INDIFI_TECHNOLOGIES_PRIVATE_LIMITED/MBP-1/MBP1_PALAMADAI_SUNDARARAJAN_JAYAKUMAR_01173236.docx
@@ -93,317 +93,17 @@
     </w:p>
     <w:p>
       <w:pPr>
-        <w:spacing w:before="0" w:after="0"/>
-        <w:jc w:val="left"/>
-      </w:pPr>
-      <w:r>
-        <w:rPr>
-          <w:rFonts w:ascii="Adani" w:hAnsi="Adani"/>
-          <w:b w:val="0"/>
-          <w:sz w:val="20"/>
-          <w:u w:val="none"/>
-        </w:rPr>
-        <w:t>ICRA LIMITED</w:t>
-      </w:r>
-    </w:p>
-    <w:p>
-      <w:pPr>
-        <w:spacing w:before="0" w:after="0"/>
-        <w:jc w:val="left"/>
-      </w:pPr>
-      <w:r>
-        <w:rPr>
-          <w:rFonts w:ascii="Adani" w:hAnsi="Adani"/>
-          <w:b w:val="0"/>
-          <w:sz w:val="20"/>
-          <w:u w:val="none"/>
-        </w:rPr>
-        <w:t>ADANI LOGISTICS LIMITED</w:t>
-      </w:r>
-    </w:p>
-    <w:p>
-      <w:pPr>
-        <w:spacing w:before="0" w:after="0"/>
-        <w:jc w:val="left"/>
-      </w:pPr>
-      <w:r>
-        <w:rPr>
-          <w:rFonts w:ascii="Adani" w:hAnsi="Adani"/>
-          <w:b w:val="0"/>
-          <w:sz w:val="20"/>
-          <w:u w:val="none"/>
-        </w:rPr>
-        <w:t>TVS INFRASTRUCTURE INVESTMENT MANAGER PRIVATE LIMITED</w:t>
-      </w:r>
-    </w:p>
-    <w:p>
-      <w:pPr>
-        <w:spacing w:before="0" w:after="0"/>
-        <w:jc w:val="left"/>
-      </w:pPr>
-      <w:r>
-        <w:rPr>
-          <w:rFonts w:ascii="Adani" w:hAnsi="Adani"/>
-          <w:b w:val="0"/>
-          <w:sz w:val="20"/>
-          <w:u w:val="none"/>
-        </w:rPr>
-        <w:t>JKRK CONSULTING LLP</w:t>
-      </w:r>
-    </w:p>
-    <w:p>
-      <w:pPr>
-        <w:spacing w:before="0" w:after="0"/>
-        <w:jc w:val="left"/>
-      </w:pPr>
-      <w:r>
-        <w:rPr>
-          <w:rFonts w:ascii="Adani" w:hAnsi="Adani"/>
-          <w:b w:val="0"/>
-          <w:sz w:val="20"/>
-          <w:u w:val="none"/>
-        </w:rPr>
-        <w:t>GENERALI CENTRAL LIFE INSURANCE COMPANY LIMITED</w:t>
-      </w:r>
-    </w:p>
-    <w:p>
-      <w:pPr>
-        <w:spacing w:before="0" w:after="0"/>
-        <w:jc w:val="left"/>
-      </w:pPr>
-      <w:r>
-        <w:rPr>
-          <w:rFonts w:ascii="Adani" w:hAnsi="Adani"/>
-          <w:b w:val="0"/>
-          <w:sz w:val="20"/>
-          <w:u w:val="none"/>
-        </w:rPr>
-        <w:t>ZUVENTUS HEALTHCARE LIMITED</w:t>
-      </w:r>
-    </w:p>
-    <w:p>
-      <w:pPr>
-        <w:spacing w:before="0" w:after="0"/>
-        <w:jc w:val="left"/>
-      </w:pPr>
-      <w:r>
-        <w:rPr>
-          <w:rFonts w:ascii="Adani" w:hAnsi="Adani"/>
-          <w:b w:val="0"/>
-          <w:sz w:val="20"/>
-          <w:u w:val="none"/>
-        </w:rPr>
-        <w:t>AERIES FINANCIALTECHNOLOGIES PRIVATE LIMITED</w:t>
-      </w:r>
-    </w:p>
-    <w:p>
-      <w:pPr>
-        <w:spacing w:before="0" w:after="0"/>
-        <w:jc w:val="left"/>
-      </w:pPr>
-      <w:r>
-        <w:rPr>
-          <w:rFonts w:ascii="Adani" w:hAnsi="Adani"/>
-          <w:b w:val="0"/>
-          <w:sz w:val="20"/>
-          <w:u w:val="none"/>
-        </w:rPr>
-        <w:t>INDIFI TECHNOLOGIES PRIVATE LIMITED</w:t>
-      </w:r>
-    </w:p>
-    <w:p>
-      <w:pPr>
-        <w:spacing w:before="0" w:after="0"/>
-        <w:jc w:val="left"/>
-      </w:pPr>
-      <w:r>
-        <w:rPr>
-          <w:rFonts w:ascii="Adani" w:hAnsi="Adani"/>
-          <w:b w:val="0"/>
-          <w:sz w:val="20"/>
-          <w:u w:val="none"/>
-        </w:rPr>
-        <w:t>AGRISAATHI FINANCE PRIVATE LIMITED</w:t>
-      </w:r>
-    </w:p>
-    <w:p>
-      <w:pPr>
-        <w:spacing w:before="0" w:after="0"/>
-        <w:jc w:val="left"/>
-      </w:pPr>
-      <w:r>
-        <w:rPr>
-          <w:rFonts w:ascii="Adani" w:hAnsi="Adani"/>
-          <w:b w:val="0"/>
-          <w:sz w:val="20"/>
-          <w:u w:val="none"/>
-        </w:rPr>
-        <w:t>PROGROW FARM AND RURAL MISSION PRIVATE LIMITED</w:t>
-      </w:r>
-    </w:p>
-    <w:p>
-      <w:pPr>
-        <w:spacing w:before="0" w:after="0"/>
-        <w:jc w:val="left"/>
-      </w:pPr>
-      <w:r>
-        <w:rPr>
-          <w:rFonts w:ascii="Adani" w:hAnsi="Adani"/>
-          <w:b w:val="0"/>
-          <w:sz w:val="20"/>
-          <w:u w:val="none"/>
-        </w:rPr>
-        <w:t>HT MEDIA LIMITED</w:t>
-      </w:r>
-    </w:p>
-    <w:p>
-      <w:pPr>
-        <w:spacing w:before="0" w:after="0"/>
-        <w:jc w:val="left"/>
-      </w:pPr>
-      <w:r>
-        <w:rPr>
-          <w:rFonts w:ascii="Adani" w:hAnsi="Adani"/>
-          <w:b w:val="0"/>
-          <w:sz w:val="20"/>
-          <w:u w:val="none"/>
-        </w:rPr>
-        <w:t>JM FINANCIAL LIMITED</w:t>
-      </w:r>
-    </w:p>
-    <w:p>
-      <w:pPr>
-        <w:spacing w:before="0" w:after="0"/>
-        <w:jc w:val="left"/>
-      </w:pPr>
-      <w:r>
-        <w:rPr>
-          <w:rFonts w:ascii="Adani" w:hAnsi="Adani"/>
-          <w:b w:val="0"/>
-          <w:sz w:val="20"/>
-          <w:u w:val="none"/>
-        </w:rPr>
-        <w:t>TVS INDUSTRIAL &amp; LOGISTICS PARKS PRIVATE LIMITED</w:t>
-      </w:r>
-    </w:p>
-    <w:p>
-      <w:pPr>
-        <w:spacing w:before="0" w:after="0"/>
-        <w:jc w:val="left"/>
-      </w:pPr>
-      <w:r>
-        <w:rPr>
-          <w:rFonts w:ascii="Adani" w:hAnsi="Adani"/>
-          <w:b w:val="0"/>
-          <w:sz w:val="20"/>
-          <w:u w:val="none"/>
-        </w:rPr>
-        <w:t>CG POWER AND INDUSTRIAL SOLUTIONS LIMITED</w:t>
-      </w:r>
-    </w:p>
-    <w:p>
-      <w:pPr>
-        <w:spacing w:before="0" w:after="0"/>
-        <w:jc w:val="left"/>
-      </w:pPr>
-      <w:r>
-        <w:rPr>
-          <w:rFonts w:ascii="Adani" w:hAnsi="Adani"/>
-          <w:b w:val="0"/>
-          <w:sz w:val="20"/>
-          <w:u w:val="none"/>
-        </w:rPr>
-        <w:t>VBHC PRIVATE LIMITED</w:t>
-      </w:r>
-    </w:p>
-    <w:p>
-      <w:pPr>
-        <w:spacing w:before="0" w:after="0"/>
-        <w:jc w:val="left"/>
-      </w:pPr>
-      <w:r>
-        <w:rPr>
-          <w:rFonts w:ascii="Adani" w:hAnsi="Adani"/>
-          <w:b w:val="0"/>
-          <w:sz w:val="20"/>
-          <w:u w:val="none"/>
-        </w:rPr>
-        <w:t>NORTHERN ARC CAPITAL LIMITED</w:t>
-      </w:r>
-    </w:p>
-    <w:p>
-      <w:pPr>
-        <w:spacing w:before="0" w:after="0"/>
-        <w:jc w:val="left"/>
-      </w:pPr>
-      <w:r>
-        <w:rPr>
-          <w:rFonts w:ascii="Adani" w:hAnsi="Adani"/>
-          <w:b w:val="0"/>
-          <w:sz w:val="20"/>
-          <w:u w:val="none"/>
-        </w:rPr>
-        <w:t>ADANI PORTS AND SPECIAL ECONOMIC ZONE LIMITED</w:t>
-      </w:r>
-    </w:p>
-    <w:p>
-      <w:pPr>
-        <w:spacing w:before="0" w:after="0"/>
-        <w:jc w:val="left"/>
-      </w:pPr>
-      <w:r>
-        <w:rPr>
-          <w:rFonts w:ascii="Adani" w:hAnsi="Adani"/>
-          <w:b w:val="0"/>
-          <w:sz w:val="20"/>
-          <w:u w:val="none"/>
-        </w:rPr>
-        <w:t>EMCURE PHARMACEUTICALS LIMITED</w:t>
-      </w:r>
-    </w:p>
-    <w:p>
-      <w:pPr>
-        <w:spacing w:before="0" w:after="0"/>
-        <w:jc w:val="left"/>
-      </w:pPr>
-      <w:r>
-        <w:rPr>
-          <w:rFonts w:ascii="Adani" w:hAnsi="Adani"/>
-          <w:b w:val="0"/>
-          <w:sz w:val="20"/>
-          <w:u w:val="none"/>
-        </w:rPr>
-        <w:t>TMF BUSINESS SERVICES LIMITED</w:t>
-      </w:r>
-    </w:p>
-    <w:p>
-      <w:pPr>
-        <w:spacing w:before="0" w:after="0"/>
-        <w:jc w:val="left"/>
-      </w:pPr>
-      <w:r>
-        <w:rPr>
-          <w:rFonts w:ascii="Adani" w:hAnsi="Adani"/>
-          <w:b w:val="0"/>
-          <w:sz w:val="20"/>
-          <w:u w:val="none"/>
-        </w:rPr>
-        <w:t>TMF HOLDINGS LIMITED</w:t>
-      </w:r>
-    </w:p>
-    <w:p>
-      <w:pPr>
         <w:spacing w:before="0" w:after="160"/>
         <w:jc w:val="left"/>
       </w:pPr>
       <w:r>
         <w:rPr>
           <w:rFonts w:ascii="Adani" w:hAnsi="Adani"/>
-          <w:b w:val="0"/>
+          <w:b/>
           <w:sz w:val="20"/>
           <w:u w:val="none"/>
         </w:rPr>
-        <w:t>PERFIOS ACCOUNT AGGREGATION SERVICES PRIVATE LIMITED</w:t>
+        <w:t>INDIFI TECHNOLOGIES PRIVATE LIMITED</w:t>
       </w:r>
     </w:p>
     <w:p>
@@ -1115,6 +815,148 @@
                 <w:sz w:val="18"/>
                 <w:u w:val="none"/>
               </w:rPr>
+              <w:t>TATA MOTORS FINANCE LIMITED</w:t>
+            </w:r>
+          </w:p>
+        </w:tc>
+        <w:tc>
+          <w:tcPr>
+            <w:tcW w:type="dxa" w:w="1814"/>
+            <w:shd w:val="clear" w:color="auto" w:fill="FFFFFF"/>
+            <w:tcBorders>
+              <w:top w:val="single" w:sz="4" w:space="0" w:color="000000"/>
+              <w:left w:val="single" w:sz="4" w:space="0" w:color="000000"/>
+              <w:bottom w:val="single" w:sz="4" w:space="0" w:color="000000"/>
+              <w:right w:val="single" w:sz="4" w:space="0" w:color="000000"/>
+            </w:tcBorders>
+            <w:vAlign w:val="center"/>
+          </w:tcPr>
+          <w:p>
+            <w:pPr>
+              <w:spacing w:before="40" w:after="40"/>
+              <w:jc w:val="left"/>
+            </w:pPr>
+            <w:r>
+              <w:rPr>
+                <w:rFonts w:ascii="Adani" w:hAnsi="Adani"/>
+                <w:b w:val="0"/>
+                <w:sz w:val="18"/>
+                <w:u w:val="none"/>
+              </w:rPr>
+              <w:t>Director</w:t>
+            </w:r>
+          </w:p>
+        </w:tc>
+        <w:tc>
+          <w:tcPr>
+            <w:tcW w:type="dxa" w:w="1020"/>
+            <w:shd w:val="clear" w:color="auto" w:fill="FFFFFF"/>
+            <w:tcBorders>
+              <w:top w:val="single" w:sz="4" w:space="0" w:color="000000"/>
+              <w:left w:val="single" w:sz="4" w:space="0" w:color="000000"/>
+              <w:bottom w:val="single" w:sz="4" w:space="0" w:color="000000"/>
+              <w:right w:val="single" w:sz="4" w:space="0" w:color="000000"/>
+            </w:tcBorders>
+            <w:vAlign w:val="center"/>
+          </w:tcPr>
+          <w:p>
+            <w:pPr>
+              <w:spacing w:before="40" w:after="40"/>
+              <w:jc w:val="left"/>
+            </w:pPr>
+            <w:r>
+              <w:rPr>
+                <w:rFonts w:ascii="Adani" w:hAnsi="Adani"/>
+                <w:b w:val="0"/>
+                <w:sz w:val="18"/>
+                <w:u w:val="none"/>
+              </w:rPr>
+              <w:t>NIL</w:t>
+            </w:r>
+          </w:p>
+        </w:tc>
+        <w:tc>
+          <w:tcPr>
+            <w:tcW w:type="dxa" w:w="1247"/>
+            <w:shd w:val="clear" w:color="auto" w:fill="FFFFFF"/>
+            <w:tcBorders>
+              <w:top w:val="single" w:sz="4" w:space="0" w:color="000000"/>
+              <w:left w:val="single" w:sz="4" w:space="0" w:color="000000"/>
+              <w:bottom w:val="single" w:sz="4" w:space="0" w:color="000000"/>
+              <w:right w:val="single" w:sz="4" w:space="0" w:color="000000"/>
+            </w:tcBorders>
+            <w:vAlign w:val="center"/>
+          </w:tcPr>
+          <w:p>
+            <w:pPr>
+              <w:spacing w:before="40" w:after="40"/>
+              <w:jc w:val="left"/>
+            </w:pPr>
+            <w:r>
+              <w:rPr>
+                <w:rFonts w:ascii="Adani" w:hAnsi="Adani"/>
+                <w:b w:val="0"/>
+                <w:sz w:val="18"/>
+                <w:u w:val="none"/>
+              </w:rPr>
+              <w:t>14/07/2023</w:t>
+            </w:r>
+          </w:p>
+        </w:tc>
+      </w:tr>
+      <w:tr>
+        <w:tc>
+          <w:tcPr>
+            <w:tcW w:type="dxa" w:w="680"/>
+            <w:shd w:val="clear" w:color="auto" w:fill="FFFFFF"/>
+            <w:tcBorders>
+              <w:top w:val="single" w:sz="4" w:space="0" w:color="000000"/>
+              <w:left w:val="single" w:sz="4" w:space="0" w:color="000000"/>
+              <w:bottom w:val="single" w:sz="4" w:space="0" w:color="000000"/>
+              <w:right w:val="single" w:sz="4" w:space="0" w:color="000000"/>
+            </w:tcBorders>
+            <w:vAlign w:val="center"/>
+          </w:tcPr>
+          <w:p>
+            <w:pPr>
+              <w:spacing w:before="40" w:after="40"/>
+              <w:jc w:val="left"/>
+            </w:pPr>
+            <w:r>
+              <w:rPr>
+                <w:rFonts w:ascii="Adani" w:hAnsi="Adani"/>
+                <w:b w:val="0"/>
+                <w:sz w:val="18"/>
+                <w:u w:val="none"/>
+              </w:rPr>
+              <w:t>5</w:t>
+            </w:r>
+          </w:p>
+        </w:tc>
+        <w:tc>
+          <w:tcPr>
+            <w:tcW w:type="dxa" w:w="3969"/>
+            <w:shd w:val="clear" w:color="auto" w:fill="FFFFFF"/>
+            <w:tcBorders>
+              <w:top w:val="single" w:sz="4" w:space="0" w:color="000000"/>
+              <w:left w:val="single" w:sz="4" w:space="0" w:color="000000"/>
+              <w:bottom w:val="single" w:sz="4" w:space="0" w:color="000000"/>
+              <w:right w:val="single" w:sz="4" w:space="0" w:color="000000"/>
+            </w:tcBorders>
+            <w:vAlign w:val="center"/>
+          </w:tcPr>
+          <w:p>
+            <w:pPr>
+              <w:spacing w:before="40" w:after="40"/>
+              <w:jc w:val="left"/>
+            </w:pPr>
+            <w:r>
+              <w:rPr>
+                <w:rFonts w:ascii="Adani" w:hAnsi="Adani"/>
+                <w:b w:val="0"/>
+                <w:sz w:val="18"/>
+                <w:u w:val="none"/>
+              </w:rPr>
               <w:t>JKRK CONSULTING LLP</w:t>
             </w:r>
           </w:p>
@@ -1229,7 +1071,7 @@
                 <w:sz w:val="18"/>
                 <w:u w:val="none"/>
               </w:rPr>
-              <w:t>5</w:t>
+              <w:t>6</w:t>
             </w:r>
           </w:p>
         </w:tc>
@@ -1371,717 +1213,7 @@
                 <w:sz w:val="18"/>
                 <w:u w:val="none"/>
               </w:rPr>
-              <w:t>6</w:t>
-            </w:r>
-          </w:p>
-        </w:tc>
-        <w:tc>
-          <w:tcPr>
-            <w:tcW w:type="dxa" w:w="3969"/>
-            <w:shd w:val="clear" w:color="auto" w:fill="FFFFFF"/>
-            <w:tcBorders>
-              <w:top w:val="single" w:sz="4" w:space="0" w:color="000000"/>
-              <w:left w:val="single" w:sz="4" w:space="0" w:color="000000"/>
-              <w:bottom w:val="single" w:sz="4" w:space="0" w:color="000000"/>
-              <w:right w:val="single" w:sz="4" w:space="0" w:color="000000"/>
-            </w:tcBorders>
-            <w:vAlign w:val="center"/>
-          </w:tcPr>
-          <w:p>
-            <w:pPr>
-              <w:spacing w:before="40" w:after="40"/>
-              <w:jc w:val="left"/>
-            </w:pPr>
-            <w:r>
-              <w:rPr>
-                <w:rFonts w:ascii="Adani" w:hAnsi="Adani"/>
-                <w:b w:val="0"/>
-                <w:sz w:val="18"/>
-                <w:u w:val="none"/>
-              </w:rPr>
-              <w:t>ZUVENTUS HEALTHCARE LIMITED</w:t>
-            </w:r>
-          </w:p>
-        </w:tc>
-        <w:tc>
-          <w:tcPr>
-            <w:tcW w:type="dxa" w:w="1814"/>
-            <w:shd w:val="clear" w:color="auto" w:fill="FFFFFF"/>
-            <w:tcBorders>
-              <w:top w:val="single" w:sz="4" w:space="0" w:color="000000"/>
-              <w:left w:val="single" w:sz="4" w:space="0" w:color="000000"/>
-              <w:bottom w:val="single" w:sz="4" w:space="0" w:color="000000"/>
-              <w:right w:val="single" w:sz="4" w:space="0" w:color="000000"/>
-            </w:tcBorders>
-            <w:vAlign w:val="center"/>
-          </w:tcPr>
-          <w:p>
-            <w:pPr>
-              <w:spacing w:before="40" w:after="40"/>
-              <w:jc w:val="left"/>
-            </w:pPr>
-            <w:r>
-              <w:rPr>
-                <w:rFonts w:ascii="Adani" w:hAnsi="Adani"/>
-                <w:b w:val="0"/>
-                <w:sz w:val="18"/>
-                <w:u w:val="none"/>
-              </w:rPr>
-              <w:t>Director</w:t>
-            </w:r>
-          </w:p>
-        </w:tc>
-        <w:tc>
-          <w:tcPr>
-            <w:tcW w:type="dxa" w:w="1020"/>
-            <w:shd w:val="clear" w:color="auto" w:fill="FFFFFF"/>
-            <w:tcBorders>
-              <w:top w:val="single" w:sz="4" w:space="0" w:color="000000"/>
-              <w:left w:val="single" w:sz="4" w:space="0" w:color="000000"/>
-              <w:bottom w:val="single" w:sz="4" w:space="0" w:color="000000"/>
-              <w:right w:val="single" w:sz="4" w:space="0" w:color="000000"/>
-            </w:tcBorders>
-            <w:vAlign w:val="center"/>
-          </w:tcPr>
-          <w:p>
-            <w:pPr>
-              <w:spacing w:before="40" w:after="40"/>
-              <w:jc w:val="left"/>
-            </w:pPr>
-            <w:r>
-              <w:rPr>
-                <w:rFonts w:ascii="Adani" w:hAnsi="Adani"/>
-                <w:b w:val="0"/>
-                <w:sz w:val="18"/>
-                <w:u w:val="none"/>
-              </w:rPr>
-              <w:t>NIL</w:t>
-            </w:r>
-          </w:p>
-        </w:tc>
-        <w:tc>
-          <w:tcPr>
-            <w:tcW w:type="dxa" w:w="1247"/>
-            <w:shd w:val="clear" w:color="auto" w:fill="FFFFFF"/>
-            <w:tcBorders>
-              <w:top w:val="single" w:sz="4" w:space="0" w:color="000000"/>
-              <w:left w:val="single" w:sz="4" w:space="0" w:color="000000"/>
-              <w:bottom w:val="single" w:sz="4" w:space="0" w:color="000000"/>
-              <w:right w:val="single" w:sz="4" w:space="0" w:color="000000"/>
-            </w:tcBorders>
-            <w:vAlign w:val="center"/>
-          </w:tcPr>
-          <w:p>
-            <w:pPr>
-              <w:spacing w:before="40" w:after="40"/>
-              <w:jc w:val="left"/>
-            </w:pPr>
-            <w:r>
-              <w:rPr>
-                <w:rFonts w:ascii="Adani" w:hAnsi="Adani"/>
-                <w:b w:val="0"/>
-                <w:sz w:val="18"/>
-                <w:u w:val="none"/>
-              </w:rPr>
-              <w:t>26/07/2022</w:t>
-            </w:r>
-          </w:p>
-        </w:tc>
-      </w:tr>
-      <w:tr>
-        <w:tc>
-          <w:tcPr>
-            <w:tcW w:type="dxa" w:w="680"/>
-            <w:shd w:val="clear" w:color="auto" w:fill="FFFFFF"/>
-            <w:tcBorders>
-              <w:top w:val="single" w:sz="4" w:space="0" w:color="000000"/>
-              <w:left w:val="single" w:sz="4" w:space="0" w:color="000000"/>
-              <w:bottom w:val="single" w:sz="4" w:space="0" w:color="000000"/>
-              <w:right w:val="single" w:sz="4" w:space="0" w:color="000000"/>
-            </w:tcBorders>
-            <w:vAlign w:val="center"/>
-          </w:tcPr>
-          <w:p>
-            <w:pPr>
-              <w:spacing w:before="40" w:after="40"/>
-              <w:jc w:val="left"/>
-            </w:pPr>
-            <w:r>
-              <w:rPr>
-                <w:rFonts w:ascii="Adani" w:hAnsi="Adani"/>
-                <w:b w:val="0"/>
-                <w:sz w:val="18"/>
-                <w:u w:val="none"/>
-              </w:rPr>
               <w:t>7</w:t>
-            </w:r>
-          </w:p>
-        </w:tc>
-        <w:tc>
-          <w:tcPr>
-            <w:tcW w:type="dxa" w:w="3969"/>
-            <w:shd w:val="clear" w:color="auto" w:fill="FFFFFF"/>
-            <w:tcBorders>
-              <w:top w:val="single" w:sz="4" w:space="0" w:color="000000"/>
-              <w:left w:val="single" w:sz="4" w:space="0" w:color="000000"/>
-              <w:bottom w:val="single" w:sz="4" w:space="0" w:color="000000"/>
-              <w:right w:val="single" w:sz="4" w:space="0" w:color="000000"/>
-            </w:tcBorders>
-            <w:vAlign w:val="center"/>
-          </w:tcPr>
-          <w:p>
-            <w:pPr>
-              <w:spacing w:before="40" w:after="40"/>
-              <w:jc w:val="left"/>
-            </w:pPr>
-            <w:r>
-              <w:rPr>
-                <w:rFonts w:ascii="Adani" w:hAnsi="Adani"/>
-                <w:b w:val="0"/>
-                <w:sz w:val="18"/>
-                <w:u w:val="none"/>
-              </w:rPr>
-              <w:t>AERIES FINANCIALTECHNOLOGIES PRIVATE LIMITED</w:t>
-            </w:r>
-          </w:p>
-        </w:tc>
-        <w:tc>
-          <w:tcPr>
-            <w:tcW w:type="dxa" w:w="1814"/>
-            <w:shd w:val="clear" w:color="auto" w:fill="FFFFFF"/>
-            <w:tcBorders>
-              <w:top w:val="single" w:sz="4" w:space="0" w:color="000000"/>
-              <w:left w:val="single" w:sz="4" w:space="0" w:color="000000"/>
-              <w:bottom w:val="single" w:sz="4" w:space="0" w:color="000000"/>
-              <w:right w:val="single" w:sz="4" w:space="0" w:color="000000"/>
-            </w:tcBorders>
-            <w:vAlign w:val="center"/>
-          </w:tcPr>
-          <w:p>
-            <w:pPr>
-              <w:spacing w:before="40" w:after="40"/>
-              <w:jc w:val="left"/>
-            </w:pPr>
-            <w:r>
-              <w:rPr>
-                <w:rFonts w:ascii="Adani" w:hAnsi="Adani"/>
-                <w:b w:val="0"/>
-                <w:sz w:val="18"/>
-                <w:u w:val="none"/>
-              </w:rPr>
-              <w:t>Director</w:t>
-            </w:r>
-          </w:p>
-        </w:tc>
-        <w:tc>
-          <w:tcPr>
-            <w:tcW w:type="dxa" w:w="1020"/>
-            <w:shd w:val="clear" w:color="auto" w:fill="FFFFFF"/>
-            <w:tcBorders>
-              <w:top w:val="single" w:sz="4" w:space="0" w:color="000000"/>
-              <w:left w:val="single" w:sz="4" w:space="0" w:color="000000"/>
-              <w:bottom w:val="single" w:sz="4" w:space="0" w:color="000000"/>
-              <w:right w:val="single" w:sz="4" w:space="0" w:color="000000"/>
-            </w:tcBorders>
-            <w:vAlign w:val="center"/>
-          </w:tcPr>
-          <w:p>
-            <w:pPr>
-              <w:spacing w:before="40" w:after="40"/>
-              <w:jc w:val="left"/>
-            </w:pPr>
-            <w:r>
-              <w:rPr>
-                <w:rFonts w:ascii="Adani" w:hAnsi="Adani"/>
-                <w:b w:val="0"/>
-                <w:sz w:val="18"/>
-                <w:u w:val="none"/>
-              </w:rPr>
-              <w:t>NIL</w:t>
-            </w:r>
-          </w:p>
-        </w:tc>
-        <w:tc>
-          <w:tcPr>
-            <w:tcW w:type="dxa" w:w="1247"/>
-            <w:shd w:val="clear" w:color="auto" w:fill="FFFFFF"/>
-            <w:tcBorders>
-              <w:top w:val="single" w:sz="4" w:space="0" w:color="000000"/>
-              <w:left w:val="single" w:sz="4" w:space="0" w:color="000000"/>
-              <w:bottom w:val="single" w:sz="4" w:space="0" w:color="000000"/>
-              <w:right w:val="single" w:sz="4" w:space="0" w:color="000000"/>
-            </w:tcBorders>
-            <w:vAlign w:val="center"/>
-          </w:tcPr>
-          <w:p>
-            <w:pPr>
-              <w:spacing w:before="40" w:after="40"/>
-              <w:jc w:val="left"/>
-            </w:pPr>
-            <w:r>
-              <w:rPr>
-                <w:rFonts w:ascii="Adani" w:hAnsi="Adani"/>
-                <w:b w:val="0"/>
-                <w:sz w:val="18"/>
-                <w:u w:val="none"/>
-              </w:rPr>
-              <w:t>05/07/2022</w:t>
-            </w:r>
-          </w:p>
-        </w:tc>
-      </w:tr>
-      <w:tr>
-        <w:tc>
-          <w:tcPr>
-            <w:tcW w:type="dxa" w:w="680"/>
-            <w:shd w:val="clear" w:color="auto" w:fill="FFFFFF"/>
-            <w:tcBorders>
-              <w:top w:val="single" w:sz="4" w:space="0" w:color="000000"/>
-              <w:left w:val="single" w:sz="4" w:space="0" w:color="000000"/>
-              <w:bottom w:val="single" w:sz="4" w:space="0" w:color="000000"/>
-              <w:right w:val="single" w:sz="4" w:space="0" w:color="000000"/>
-            </w:tcBorders>
-            <w:vAlign w:val="center"/>
-          </w:tcPr>
-          <w:p>
-            <w:pPr>
-              <w:spacing w:before="40" w:after="40"/>
-              <w:jc w:val="left"/>
-            </w:pPr>
-            <w:r>
-              <w:rPr>
-                <w:rFonts w:ascii="Adani" w:hAnsi="Adani"/>
-                <w:b w:val="0"/>
-                <w:sz w:val="18"/>
-                <w:u w:val="none"/>
-              </w:rPr>
-              <w:t>8</w:t>
-            </w:r>
-          </w:p>
-        </w:tc>
-        <w:tc>
-          <w:tcPr>
-            <w:tcW w:type="dxa" w:w="3969"/>
-            <w:shd w:val="clear" w:color="auto" w:fill="FFFFFF"/>
-            <w:tcBorders>
-              <w:top w:val="single" w:sz="4" w:space="0" w:color="000000"/>
-              <w:left w:val="single" w:sz="4" w:space="0" w:color="000000"/>
-              <w:bottom w:val="single" w:sz="4" w:space="0" w:color="000000"/>
-              <w:right w:val="single" w:sz="4" w:space="0" w:color="000000"/>
-            </w:tcBorders>
-            <w:vAlign w:val="center"/>
-          </w:tcPr>
-          <w:p>
-            <w:pPr>
-              <w:spacing w:before="40" w:after="40"/>
-              <w:jc w:val="left"/>
-            </w:pPr>
-            <w:r>
-              <w:rPr>
-                <w:rFonts w:ascii="Adani" w:hAnsi="Adani"/>
-                <w:b w:val="0"/>
-                <w:sz w:val="18"/>
-                <w:u w:val="none"/>
-              </w:rPr>
-              <w:t>INDIFI TECHNOLOGIES PRIVATE LIMITED</w:t>
-            </w:r>
-          </w:p>
-        </w:tc>
-        <w:tc>
-          <w:tcPr>
-            <w:tcW w:type="dxa" w:w="1814"/>
-            <w:shd w:val="clear" w:color="auto" w:fill="FFFFFF"/>
-            <w:tcBorders>
-              <w:top w:val="single" w:sz="4" w:space="0" w:color="000000"/>
-              <w:left w:val="single" w:sz="4" w:space="0" w:color="000000"/>
-              <w:bottom w:val="single" w:sz="4" w:space="0" w:color="000000"/>
-              <w:right w:val="single" w:sz="4" w:space="0" w:color="000000"/>
-            </w:tcBorders>
-            <w:vAlign w:val="center"/>
-          </w:tcPr>
-          <w:p>
-            <w:pPr>
-              <w:spacing w:before="40" w:after="40"/>
-              <w:jc w:val="left"/>
-            </w:pPr>
-            <w:r>
-              <w:rPr>
-                <w:rFonts w:ascii="Adani" w:hAnsi="Adani"/>
-                <w:b w:val="0"/>
-                <w:sz w:val="18"/>
-                <w:u w:val="none"/>
-              </w:rPr>
-              <w:t>Director</w:t>
-            </w:r>
-          </w:p>
-        </w:tc>
-        <w:tc>
-          <w:tcPr>
-            <w:tcW w:type="dxa" w:w="1020"/>
-            <w:shd w:val="clear" w:color="auto" w:fill="FFFFFF"/>
-            <w:tcBorders>
-              <w:top w:val="single" w:sz="4" w:space="0" w:color="000000"/>
-              <w:left w:val="single" w:sz="4" w:space="0" w:color="000000"/>
-              <w:bottom w:val="single" w:sz="4" w:space="0" w:color="000000"/>
-              <w:right w:val="single" w:sz="4" w:space="0" w:color="000000"/>
-            </w:tcBorders>
-            <w:vAlign w:val="center"/>
-          </w:tcPr>
-          <w:p>
-            <w:pPr>
-              <w:spacing w:before="40" w:after="40"/>
-              <w:jc w:val="left"/>
-            </w:pPr>
-            <w:r>
-              <w:rPr>
-                <w:rFonts w:ascii="Adani" w:hAnsi="Adani"/>
-                <w:b w:val="0"/>
-                <w:sz w:val="18"/>
-                <w:u w:val="none"/>
-              </w:rPr>
-              <w:t>NIL</w:t>
-            </w:r>
-          </w:p>
-        </w:tc>
-        <w:tc>
-          <w:tcPr>
-            <w:tcW w:type="dxa" w:w="1247"/>
-            <w:shd w:val="clear" w:color="auto" w:fill="FFFFFF"/>
-            <w:tcBorders>
-              <w:top w:val="single" w:sz="4" w:space="0" w:color="000000"/>
-              <w:left w:val="single" w:sz="4" w:space="0" w:color="000000"/>
-              <w:bottom w:val="single" w:sz="4" w:space="0" w:color="000000"/>
-              <w:right w:val="single" w:sz="4" w:space="0" w:color="000000"/>
-            </w:tcBorders>
-            <w:vAlign w:val="center"/>
-          </w:tcPr>
-          <w:p>
-            <w:pPr>
-              <w:spacing w:before="40" w:after="40"/>
-              <w:jc w:val="left"/>
-            </w:pPr>
-            <w:r>
-              <w:rPr>
-                <w:rFonts w:ascii="Adani" w:hAnsi="Adani"/>
-                <w:b w:val="0"/>
-                <w:sz w:val="18"/>
-                <w:u w:val="none"/>
-              </w:rPr>
-              <w:t>19/05/2022</w:t>
-            </w:r>
-          </w:p>
-        </w:tc>
-      </w:tr>
-      <w:tr>
-        <w:tc>
-          <w:tcPr>
-            <w:tcW w:type="dxa" w:w="680"/>
-            <w:shd w:val="clear" w:color="auto" w:fill="FFFFFF"/>
-            <w:tcBorders>
-              <w:top w:val="single" w:sz="4" w:space="0" w:color="000000"/>
-              <w:left w:val="single" w:sz="4" w:space="0" w:color="000000"/>
-              <w:bottom w:val="single" w:sz="4" w:space="0" w:color="000000"/>
-              <w:right w:val="single" w:sz="4" w:space="0" w:color="000000"/>
-            </w:tcBorders>
-            <w:vAlign w:val="center"/>
-          </w:tcPr>
-          <w:p>
-            <w:pPr>
-              <w:spacing w:before="40" w:after="40"/>
-              <w:jc w:val="left"/>
-            </w:pPr>
-            <w:r>
-              <w:rPr>
-                <w:rFonts w:ascii="Adani" w:hAnsi="Adani"/>
-                <w:b w:val="0"/>
-                <w:sz w:val="18"/>
-                <w:u w:val="none"/>
-              </w:rPr>
-              <w:t>9</w:t>
-            </w:r>
-          </w:p>
-        </w:tc>
-        <w:tc>
-          <w:tcPr>
-            <w:tcW w:type="dxa" w:w="3969"/>
-            <w:shd w:val="clear" w:color="auto" w:fill="FFFFFF"/>
-            <w:tcBorders>
-              <w:top w:val="single" w:sz="4" w:space="0" w:color="000000"/>
-              <w:left w:val="single" w:sz="4" w:space="0" w:color="000000"/>
-              <w:bottom w:val="single" w:sz="4" w:space="0" w:color="000000"/>
-              <w:right w:val="single" w:sz="4" w:space="0" w:color="000000"/>
-            </w:tcBorders>
-            <w:vAlign w:val="center"/>
-          </w:tcPr>
-          <w:p>
-            <w:pPr>
-              <w:spacing w:before="40" w:after="40"/>
-              <w:jc w:val="left"/>
-            </w:pPr>
-            <w:r>
-              <w:rPr>
-                <w:rFonts w:ascii="Adani" w:hAnsi="Adani"/>
-                <w:b w:val="0"/>
-                <w:sz w:val="18"/>
-                <w:u w:val="none"/>
-              </w:rPr>
-              <w:t>AGRISAATHI FINANCE PRIVATE LIMITED</w:t>
-            </w:r>
-          </w:p>
-        </w:tc>
-        <w:tc>
-          <w:tcPr>
-            <w:tcW w:type="dxa" w:w="1814"/>
-            <w:shd w:val="clear" w:color="auto" w:fill="FFFFFF"/>
-            <w:tcBorders>
-              <w:top w:val="single" w:sz="4" w:space="0" w:color="000000"/>
-              <w:left w:val="single" w:sz="4" w:space="0" w:color="000000"/>
-              <w:bottom w:val="single" w:sz="4" w:space="0" w:color="000000"/>
-              <w:right w:val="single" w:sz="4" w:space="0" w:color="000000"/>
-            </w:tcBorders>
-            <w:vAlign w:val="center"/>
-          </w:tcPr>
-          <w:p>
-            <w:pPr>
-              <w:spacing w:before="40" w:after="40"/>
-              <w:jc w:val="left"/>
-            </w:pPr>
-            <w:r>
-              <w:rPr>
-                <w:rFonts w:ascii="Adani" w:hAnsi="Adani"/>
-                <w:b w:val="0"/>
-                <w:sz w:val="18"/>
-                <w:u w:val="none"/>
-              </w:rPr>
-              <w:t>Director</w:t>
-            </w:r>
-          </w:p>
-        </w:tc>
-        <w:tc>
-          <w:tcPr>
-            <w:tcW w:type="dxa" w:w="1020"/>
-            <w:shd w:val="clear" w:color="auto" w:fill="FFFFFF"/>
-            <w:tcBorders>
-              <w:top w:val="single" w:sz="4" w:space="0" w:color="000000"/>
-              <w:left w:val="single" w:sz="4" w:space="0" w:color="000000"/>
-              <w:bottom w:val="single" w:sz="4" w:space="0" w:color="000000"/>
-              <w:right w:val="single" w:sz="4" w:space="0" w:color="000000"/>
-            </w:tcBorders>
-            <w:vAlign w:val="center"/>
-          </w:tcPr>
-          <w:p>
-            <w:pPr>
-              <w:spacing w:before="40" w:after="40"/>
-              <w:jc w:val="left"/>
-            </w:pPr>
-            <w:r>
-              <w:rPr>
-                <w:rFonts w:ascii="Adani" w:hAnsi="Adani"/>
-                <w:b w:val="0"/>
-                <w:sz w:val="18"/>
-                <w:u w:val="none"/>
-              </w:rPr>
-              <w:t>NIL</w:t>
-            </w:r>
-          </w:p>
-        </w:tc>
-        <w:tc>
-          <w:tcPr>
-            <w:tcW w:type="dxa" w:w="1247"/>
-            <w:shd w:val="clear" w:color="auto" w:fill="FFFFFF"/>
-            <w:tcBorders>
-              <w:top w:val="single" w:sz="4" w:space="0" w:color="000000"/>
-              <w:left w:val="single" w:sz="4" w:space="0" w:color="000000"/>
-              <w:bottom w:val="single" w:sz="4" w:space="0" w:color="000000"/>
-              <w:right w:val="single" w:sz="4" w:space="0" w:color="000000"/>
-            </w:tcBorders>
-            <w:vAlign w:val="center"/>
-          </w:tcPr>
-          <w:p>
-            <w:pPr>
-              <w:spacing w:before="40" w:after="40"/>
-              <w:jc w:val="left"/>
-            </w:pPr>
-            <w:r>
-              <w:rPr>
-                <w:rFonts w:ascii="Adani" w:hAnsi="Adani"/>
-                <w:b w:val="0"/>
-                <w:sz w:val="18"/>
-                <w:u w:val="none"/>
-              </w:rPr>
-              <w:t>28/02/2022</w:t>
-            </w:r>
-          </w:p>
-        </w:tc>
-      </w:tr>
-      <w:tr>
-        <w:tc>
-          <w:tcPr>
-            <w:tcW w:type="dxa" w:w="680"/>
-            <w:shd w:val="clear" w:color="auto" w:fill="FFFFFF"/>
-            <w:tcBorders>
-              <w:top w:val="single" w:sz="4" w:space="0" w:color="000000"/>
-              <w:left w:val="single" w:sz="4" w:space="0" w:color="000000"/>
-              <w:bottom w:val="single" w:sz="4" w:space="0" w:color="000000"/>
-              <w:right w:val="single" w:sz="4" w:space="0" w:color="000000"/>
-            </w:tcBorders>
-            <w:vAlign w:val="center"/>
-          </w:tcPr>
-          <w:p>
-            <w:pPr>
-              <w:spacing w:before="40" w:after="40"/>
-              <w:jc w:val="left"/>
-            </w:pPr>
-            <w:r>
-              <w:rPr>
-                <w:rFonts w:ascii="Adani" w:hAnsi="Adani"/>
-                <w:b w:val="0"/>
-                <w:sz w:val="18"/>
-                <w:u w:val="none"/>
-              </w:rPr>
-              <w:t>10</w:t>
-            </w:r>
-          </w:p>
-        </w:tc>
-        <w:tc>
-          <w:tcPr>
-            <w:tcW w:type="dxa" w:w="3969"/>
-            <w:shd w:val="clear" w:color="auto" w:fill="FFFFFF"/>
-            <w:tcBorders>
-              <w:top w:val="single" w:sz="4" w:space="0" w:color="000000"/>
-              <w:left w:val="single" w:sz="4" w:space="0" w:color="000000"/>
-              <w:bottom w:val="single" w:sz="4" w:space="0" w:color="000000"/>
-              <w:right w:val="single" w:sz="4" w:space="0" w:color="000000"/>
-            </w:tcBorders>
-            <w:vAlign w:val="center"/>
-          </w:tcPr>
-          <w:p>
-            <w:pPr>
-              <w:spacing w:before="40" w:after="40"/>
-              <w:jc w:val="left"/>
-            </w:pPr>
-            <w:r>
-              <w:rPr>
-                <w:rFonts w:ascii="Adani" w:hAnsi="Adani"/>
-                <w:b w:val="0"/>
-                <w:sz w:val="18"/>
-                <w:u w:val="none"/>
-              </w:rPr>
-              <w:t>PROGROW FARM AND RURAL MISSION PRIVATE LIMITED</w:t>
-            </w:r>
-          </w:p>
-        </w:tc>
-        <w:tc>
-          <w:tcPr>
-            <w:tcW w:type="dxa" w:w="1814"/>
-            <w:shd w:val="clear" w:color="auto" w:fill="FFFFFF"/>
-            <w:tcBorders>
-              <w:top w:val="single" w:sz="4" w:space="0" w:color="000000"/>
-              <w:left w:val="single" w:sz="4" w:space="0" w:color="000000"/>
-              <w:bottom w:val="single" w:sz="4" w:space="0" w:color="000000"/>
-              <w:right w:val="single" w:sz="4" w:space="0" w:color="000000"/>
-            </w:tcBorders>
-            <w:vAlign w:val="center"/>
-          </w:tcPr>
-          <w:p>
-            <w:pPr>
-              <w:spacing w:before="40" w:after="40"/>
-              <w:jc w:val="left"/>
-            </w:pPr>
-            <w:r>
-              <w:rPr>
-                <w:rFonts w:ascii="Adani" w:hAnsi="Adani"/>
-                <w:b w:val="0"/>
-                <w:sz w:val="18"/>
-                <w:u w:val="none"/>
-              </w:rPr>
-              <w:t>Director</w:t>
-            </w:r>
-          </w:p>
-        </w:tc>
-        <w:tc>
-          <w:tcPr>
-            <w:tcW w:type="dxa" w:w="1020"/>
-            <w:shd w:val="clear" w:color="auto" w:fill="FFFFFF"/>
-            <w:tcBorders>
-              <w:top w:val="single" w:sz="4" w:space="0" w:color="000000"/>
-              <w:left w:val="single" w:sz="4" w:space="0" w:color="000000"/>
-              <w:bottom w:val="single" w:sz="4" w:space="0" w:color="000000"/>
-              <w:right w:val="single" w:sz="4" w:space="0" w:color="000000"/>
-            </w:tcBorders>
-            <w:vAlign w:val="center"/>
-          </w:tcPr>
-          <w:p>
-            <w:pPr>
-              <w:spacing w:before="40" w:after="40"/>
-              <w:jc w:val="left"/>
-            </w:pPr>
-            <w:r>
-              <w:rPr>
-                <w:rFonts w:ascii="Adani" w:hAnsi="Adani"/>
-                <w:b w:val="0"/>
-                <w:sz w:val="18"/>
-                <w:u w:val="none"/>
-              </w:rPr>
-              <w:t>NIL</w:t>
-            </w:r>
-          </w:p>
-        </w:tc>
-        <w:tc>
-          <w:tcPr>
-            <w:tcW w:type="dxa" w:w="1247"/>
-            <w:shd w:val="clear" w:color="auto" w:fill="FFFFFF"/>
-            <w:tcBorders>
-              <w:top w:val="single" w:sz="4" w:space="0" w:color="000000"/>
-              <w:left w:val="single" w:sz="4" w:space="0" w:color="000000"/>
-              <w:bottom w:val="single" w:sz="4" w:space="0" w:color="000000"/>
-              <w:right w:val="single" w:sz="4" w:space="0" w:color="000000"/>
-            </w:tcBorders>
-            <w:vAlign w:val="center"/>
-          </w:tcPr>
-          <w:p>
-            <w:pPr>
-              <w:spacing w:before="40" w:after="40"/>
-              <w:jc w:val="left"/>
-            </w:pPr>
-            <w:r>
-              <w:rPr>
-                <w:rFonts w:ascii="Adani" w:hAnsi="Adani"/>
-                <w:b w:val="0"/>
-                <w:sz w:val="18"/>
-                <w:u w:val="none"/>
-              </w:rPr>
-              <w:t>27/01/2022</w:t>
-            </w:r>
-          </w:p>
-        </w:tc>
-      </w:tr>
-      <w:tr>
-        <w:tc>
-          <w:tcPr>
-            <w:tcW w:type="dxa" w:w="680"/>
-            <w:shd w:val="clear" w:color="auto" w:fill="FFFFFF"/>
-            <w:tcBorders>
-              <w:top w:val="single" w:sz="4" w:space="0" w:color="000000"/>
-              <w:left w:val="single" w:sz="4" w:space="0" w:color="000000"/>
-              <w:bottom w:val="single" w:sz="4" w:space="0" w:color="000000"/>
-              <w:right w:val="single" w:sz="4" w:space="0" w:color="000000"/>
-            </w:tcBorders>
-            <w:vAlign w:val="center"/>
-          </w:tcPr>
-          <w:p>
-            <w:pPr>
-              <w:spacing w:before="40" w:after="40"/>
-              <w:jc w:val="left"/>
-            </w:pPr>
-            <w:r>
-              <w:rPr>
-                <w:rFonts w:ascii="Adani" w:hAnsi="Adani"/>
-                <w:b w:val="0"/>
-                <w:sz w:val="18"/>
-                <w:u w:val="none"/>
-              </w:rPr>
-              <w:t>11</w:t>
             </w:r>
           </w:p>
         </w:tc>
@@ -2223,7 +1355,7 @@
                 <w:sz w:val="18"/>
                 <w:u w:val="none"/>
               </w:rPr>
-              <w:t>12</w:t>
+              <w:t>8</w:t>
             </w:r>
           </w:p>
         </w:tc>
@@ -2365,7 +1497,7 @@
                 <w:sz w:val="18"/>
                 <w:u w:val="none"/>
               </w:rPr>
-              <w:t>13</w:t>
+              <w:t>9</w:t>
             </w:r>
           </w:p>
         </w:tc>
@@ -2507,7 +1639,7 @@
                 <w:sz w:val="18"/>
                 <w:u w:val="none"/>
               </w:rPr>
-              <w:t>14</w:t>
+              <w:t>10</w:t>
             </w:r>
           </w:p>
         </w:tc>
@@ -2649,7 +1781,7 @@
                 <w:sz w:val="18"/>
                 <w:u w:val="none"/>
               </w:rPr>
-              <w:t>15</w:t>
+              <w:t>11</w:t>
             </w:r>
           </w:p>
         </w:tc>
@@ -2791,7 +1923,7 @@
                 <w:sz w:val="18"/>
                 <w:u w:val="none"/>
               </w:rPr>
-              <w:t>16</w:t>
+              <w:t>12</w:t>
             </w:r>
           </w:p>
         </w:tc>
@@ -2933,7 +2065,7 @@
                 <w:sz w:val="18"/>
                 <w:u w:val="none"/>
               </w:rPr>
-              <w:t>17</w:t>
+              <w:t>13</w:t>
             </w:r>
           </w:p>
         </w:tc>
@@ -3075,7 +2207,7 @@
                 <w:sz w:val="18"/>
                 <w:u w:val="none"/>
               </w:rPr>
-              <w:t>18</w:t>
+              <w:t>14</w:t>
             </w:r>
           </w:p>
         </w:tc>
@@ -3188,432 +2320,6 @@
                 <w:u w:val="none"/>
               </w:rPr>
               <w:t>22/07/2020</w:t>
-            </w:r>
-          </w:p>
-        </w:tc>
-      </w:tr>
-      <w:tr>
-        <w:tc>
-          <w:tcPr>
-            <w:tcW w:type="dxa" w:w="680"/>
-            <w:shd w:val="clear" w:color="auto" w:fill="FFFFFF"/>
-            <w:tcBorders>
-              <w:top w:val="single" w:sz="4" w:space="0" w:color="000000"/>
-              <w:left w:val="single" w:sz="4" w:space="0" w:color="000000"/>
-              <w:bottom w:val="single" w:sz="4" w:space="0" w:color="000000"/>
-              <w:right w:val="single" w:sz="4" w:space="0" w:color="000000"/>
-            </w:tcBorders>
-            <w:vAlign w:val="center"/>
-          </w:tcPr>
-          <w:p>
-            <w:pPr>
-              <w:spacing w:before="40" w:after="40"/>
-              <w:jc w:val="left"/>
-            </w:pPr>
-            <w:r>
-              <w:rPr>
-                <w:rFonts w:ascii="Adani" w:hAnsi="Adani"/>
-                <w:b w:val="0"/>
-                <w:sz w:val="18"/>
-                <w:u w:val="none"/>
-              </w:rPr>
-              <w:t>19</w:t>
-            </w:r>
-          </w:p>
-        </w:tc>
-        <w:tc>
-          <w:tcPr>
-            <w:tcW w:type="dxa" w:w="3969"/>
-            <w:shd w:val="clear" w:color="auto" w:fill="FFFFFF"/>
-            <w:tcBorders>
-              <w:top w:val="single" w:sz="4" w:space="0" w:color="000000"/>
-              <w:left w:val="single" w:sz="4" w:space="0" w:color="000000"/>
-              <w:bottom w:val="single" w:sz="4" w:space="0" w:color="000000"/>
-              <w:right w:val="single" w:sz="4" w:space="0" w:color="000000"/>
-            </w:tcBorders>
-            <w:vAlign w:val="center"/>
-          </w:tcPr>
-          <w:p>
-            <w:pPr>
-              <w:spacing w:before="40" w:after="40"/>
-              <w:jc w:val="left"/>
-            </w:pPr>
-            <w:r>
-              <w:rPr>
-                <w:rFonts w:ascii="Adani" w:hAnsi="Adani"/>
-                <w:b w:val="0"/>
-                <w:sz w:val="18"/>
-                <w:u w:val="none"/>
-              </w:rPr>
-              <w:t>TMF BUSINESS SERVICES LIMITED</w:t>
-            </w:r>
-          </w:p>
-        </w:tc>
-        <w:tc>
-          <w:tcPr>
-            <w:tcW w:type="dxa" w:w="1814"/>
-            <w:shd w:val="clear" w:color="auto" w:fill="FFFFFF"/>
-            <w:tcBorders>
-              <w:top w:val="single" w:sz="4" w:space="0" w:color="000000"/>
-              <w:left w:val="single" w:sz="4" w:space="0" w:color="000000"/>
-              <w:bottom w:val="single" w:sz="4" w:space="0" w:color="000000"/>
-              <w:right w:val="single" w:sz="4" w:space="0" w:color="000000"/>
-            </w:tcBorders>
-            <w:vAlign w:val="center"/>
-          </w:tcPr>
-          <w:p>
-            <w:pPr>
-              <w:spacing w:before="40" w:after="40"/>
-              <w:jc w:val="left"/>
-            </w:pPr>
-            <w:r>
-              <w:rPr>
-                <w:rFonts w:ascii="Adani" w:hAnsi="Adani"/>
-                <w:b w:val="0"/>
-                <w:sz w:val="18"/>
-                <w:u w:val="none"/>
-              </w:rPr>
-              <w:t>Director</w:t>
-            </w:r>
-          </w:p>
-        </w:tc>
-        <w:tc>
-          <w:tcPr>
-            <w:tcW w:type="dxa" w:w="1020"/>
-            <w:shd w:val="clear" w:color="auto" w:fill="FFFFFF"/>
-            <w:tcBorders>
-              <w:top w:val="single" w:sz="4" w:space="0" w:color="000000"/>
-              <w:left w:val="single" w:sz="4" w:space="0" w:color="000000"/>
-              <w:bottom w:val="single" w:sz="4" w:space="0" w:color="000000"/>
-              <w:right w:val="single" w:sz="4" w:space="0" w:color="000000"/>
-            </w:tcBorders>
-            <w:vAlign w:val="center"/>
-          </w:tcPr>
-          <w:p>
-            <w:pPr>
-              <w:spacing w:before="40" w:after="40"/>
-              <w:jc w:val="left"/>
-            </w:pPr>
-            <w:r>
-              <w:rPr>
-                <w:rFonts w:ascii="Adani" w:hAnsi="Adani"/>
-                <w:b w:val="0"/>
-                <w:sz w:val="18"/>
-                <w:u w:val="none"/>
-              </w:rPr>
-              <w:t>NIL</w:t>
-            </w:r>
-          </w:p>
-        </w:tc>
-        <w:tc>
-          <w:tcPr>
-            <w:tcW w:type="dxa" w:w="1247"/>
-            <w:shd w:val="clear" w:color="auto" w:fill="FFFFFF"/>
-            <w:tcBorders>
-              <w:top w:val="single" w:sz="4" w:space="0" w:color="000000"/>
-              <w:left w:val="single" w:sz="4" w:space="0" w:color="000000"/>
-              <w:bottom w:val="single" w:sz="4" w:space="0" w:color="000000"/>
-              <w:right w:val="single" w:sz="4" w:space="0" w:color="000000"/>
-            </w:tcBorders>
-            <w:vAlign w:val="center"/>
-          </w:tcPr>
-          <w:p>
-            <w:pPr>
-              <w:spacing w:before="40" w:after="40"/>
-              <w:jc w:val="left"/>
-            </w:pPr>
-            <w:r>
-              <w:rPr>
-                <w:rFonts w:ascii="Adani" w:hAnsi="Adani"/>
-                <w:b w:val="0"/>
-                <w:sz w:val="18"/>
-                <w:u w:val="none"/>
-              </w:rPr>
-              <w:t>10/07/2020</w:t>
-            </w:r>
-          </w:p>
-        </w:tc>
-      </w:tr>
-      <w:tr>
-        <w:tc>
-          <w:tcPr>
-            <w:tcW w:type="dxa" w:w="680"/>
-            <w:shd w:val="clear" w:color="auto" w:fill="FFFFFF"/>
-            <w:tcBorders>
-              <w:top w:val="single" w:sz="4" w:space="0" w:color="000000"/>
-              <w:left w:val="single" w:sz="4" w:space="0" w:color="000000"/>
-              <w:bottom w:val="single" w:sz="4" w:space="0" w:color="000000"/>
-              <w:right w:val="single" w:sz="4" w:space="0" w:color="000000"/>
-            </w:tcBorders>
-            <w:vAlign w:val="center"/>
-          </w:tcPr>
-          <w:p>
-            <w:pPr>
-              <w:spacing w:before="40" w:after="40"/>
-              <w:jc w:val="left"/>
-            </w:pPr>
-            <w:r>
-              <w:rPr>
-                <w:rFonts w:ascii="Adani" w:hAnsi="Adani"/>
-                <w:b w:val="0"/>
-                <w:sz w:val="18"/>
-                <w:u w:val="none"/>
-              </w:rPr>
-              <w:t>20</w:t>
-            </w:r>
-          </w:p>
-        </w:tc>
-        <w:tc>
-          <w:tcPr>
-            <w:tcW w:type="dxa" w:w="3969"/>
-            <w:shd w:val="clear" w:color="auto" w:fill="FFFFFF"/>
-            <w:tcBorders>
-              <w:top w:val="single" w:sz="4" w:space="0" w:color="000000"/>
-              <w:left w:val="single" w:sz="4" w:space="0" w:color="000000"/>
-              <w:bottom w:val="single" w:sz="4" w:space="0" w:color="000000"/>
-              <w:right w:val="single" w:sz="4" w:space="0" w:color="000000"/>
-            </w:tcBorders>
-            <w:vAlign w:val="center"/>
-          </w:tcPr>
-          <w:p>
-            <w:pPr>
-              <w:spacing w:before="40" w:after="40"/>
-              <w:jc w:val="left"/>
-            </w:pPr>
-            <w:r>
-              <w:rPr>
-                <w:rFonts w:ascii="Adani" w:hAnsi="Adani"/>
-                <w:b w:val="0"/>
-                <w:sz w:val="18"/>
-                <w:u w:val="none"/>
-              </w:rPr>
-              <w:t>TMF HOLDINGS LIMITED</w:t>
-            </w:r>
-          </w:p>
-        </w:tc>
-        <w:tc>
-          <w:tcPr>
-            <w:tcW w:type="dxa" w:w="1814"/>
-            <w:shd w:val="clear" w:color="auto" w:fill="FFFFFF"/>
-            <w:tcBorders>
-              <w:top w:val="single" w:sz="4" w:space="0" w:color="000000"/>
-              <w:left w:val="single" w:sz="4" w:space="0" w:color="000000"/>
-              <w:bottom w:val="single" w:sz="4" w:space="0" w:color="000000"/>
-              <w:right w:val="single" w:sz="4" w:space="0" w:color="000000"/>
-            </w:tcBorders>
-            <w:vAlign w:val="center"/>
-          </w:tcPr>
-          <w:p>
-            <w:pPr>
-              <w:spacing w:before="40" w:after="40"/>
-              <w:jc w:val="left"/>
-            </w:pPr>
-            <w:r>
-              <w:rPr>
-                <w:rFonts w:ascii="Adani" w:hAnsi="Adani"/>
-                <w:b w:val="0"/>
-                <w:sz w:val="18"/>
-                <w:u w:val="none"/>
-              </w:rPr>
-              <w:t>Additional Director</w:t>
-            </w:r>
-          </w:p>
-        </w:tc>
-        <w:tc>
-          <w:tcPr>
-            <w:tcW w:type="dxa" w:w="1020"/>
-            <w:shd w:val="clear" w:color="auto" w:fill="FFFFFF"/>
-            <w:tcBorders>
-              <w:top w:val="single" w:sz="4" w:space="0" w:color="000000"/>
-              <w:left w:val="single" w:sz="4" w:space="0" w:color="000000"/>
-              <w:bottom w:val="single" w:sz="4" w:space="0" w:color="000000"/>
-              <w:right w:val="single" w:sz="4" w:space="0" w:color="000000"/>
-            </w:tcBorders>
-            <w:vAlign w:val="center"/>
-          </w:tcPr>
-          <w:p>
-            <w:pPr>
-              <w:spacing w:before="40" w:after="40"/>
-              <w:jc w:val="left"/>
-            </w:pPr>
-            <w:r>
-              <w:rPr>
-                <w:rFonts w:ascii="Adani" w:hAnsi="Adani"/>
-                <w:b w:val="0"/>
-                <w:sz w:val="18"/>
-                <w:u w:val="none"/>
-              </w:rPr>
-              <w:t>NIL</w:t>
-            </w:r>
-          </w:p>
-        </w:tc>
-        <w:tc>
-          <w:tcPr>
-            <w:tcW w:type="dxa" w:w="1247"/>
-            <w:shd w:val="clear" w:color="auto" w:fill="FFFFFF"/>
-            <w:tcBorders>
-              <w:top w:val="single" w:sz="4" w:space="0" w:color="000000"/>
-              <w:left w:val="single" w:sz="4" w:space="0" w:color="000000"/>
-              <w:bottom w:val="single" w:sz="4" w:space="0" w:color="000000"/>
-              <w:right w:val="single" w:sz="4" w:space="0" w:color="000000"/>
-            </w:tcBorders>
-            <w:vAlign w:val="center"/>
-          </w:tcPr>
-          <w:p>
-            <w:pPr>
-              <w:spacing w:before="40" w:after="40"/>
-              <w:jc w:val="left"/>
-            </w:pPr>
-            <w:r>
-              <w:rPr>
-                <w:rFonts w:ascii="Adani" w:hAnsi="Adani"/>
-                <w:b w:val="0"/>
-                <w:sz w:val="18"/>
-                <w:u w:val="none"/>
-              </w:rPr>
-              <w:t>10/07/2020</w:t>
-            </w:r>
-          </w:p>
-        </w:tc>
-      </w:tr>
-      <w:tr>
-        <w:tc>
-          <w:tcPr>
-            <w:tcW w:type="dxa" w:w="680"/>
-            <w:shd w:val="clear" w:color="auto" w:fill="FFFFFF"/>
-            <w:tcBorders>
-              <w:top w:val="single" w:sz="4" w:space="0" w:color="000000"/>
-              <w:left w:val="single" w:sz="4" w:space="0" w:color="000000"/>
-              <w:bottom w:val="single" w:sz="4" w:space="0" w:color="000000"/>
-              <w:right w:val="single" w:sz="4" w:space="0" w:color="000000"/>
-            </w:tcBorders>
-            <w:vAlign w:val="center"/>
-          </w:tcPr>
-          <w:p>
-            <w:pPr>
-              <w:spacing w:before="40" w:after="40"/>
-              <w:jc w:val="left"/>
-            </w:pPr>
-            <w:r>
-              <w:rPr>
-                <w:rFonts w:ascii="Adani" w:hAnsi="Adani"/>
-                <w:b w:val="0"/>
-                <w:sz w:val="18"/>
-                <w:u w:val="none"/>
-              </w:rPr>
-              <w:t>21</w:t>
-            </w:r>
-          </w:p>
-        </w:tc>
-        <w:tc>
-          <w:tcPr>
-            <w:tcW w:type="dxa" w:w="3969"/>
-            <w:shd w:val="clear" w:color="auto" w:fill="FFFFFF"/>
-            <w:tcBorders>
-              <w:top w:val="single" w:sz="4" w:space="0" w:color="000000"/>
-              <w:left w:val="single" w:sz="4" w:space="0" w:color="000000"/>
-              <w:bottom w:val="single" w:sz="4" w:space="0" w:color="000000"/>
-              <w:right w:val="single" w:sz="4" w:space="0" w:color="000000"/>
-            </w:tcBorders>
-            <w:vAlign w:val="center"/>
-          </w:tcPr>
-          <w:p>
-            <w:pPr>
-              <w:spacing w:before="40" w:after="40"/>
-              <w:jc w:val="left"/>
-            </w:pPr>
-            <w:r>
-              <w:rPr>
-                <w:rFonts w:ascii="Adani" w:hAnsi="Adani"/>
-                <w:b w:val="0"/>
-                <w:sz w:val="18"/>
-                <w:u w:val="none"/>
-              </w:rPr>
-              <w:t>PERFIOS ACCOUNT AGGREGATION SERVICES PRIVATE LIMITED</w:t>
-            </w:r>
-          </w:p>
-        </w:tc>
-        <w:tc>
-          <w:tcPr>
-            <w:tcW w:type="dxa" w:w="1814"/>
-            <w:shd w:val="clear" w:color="auto" w:fill="FFFFFF"/>
-            <w:tcBorders>
-              <w:top w:val="single" w:sz="4" w:space="0" w:color="000000"/>
-              <w:left w:val="single" w:sz="4" w:space="0" w:color="000000"/>
-              <w:bottom w:val="single" w:sz="4" w:space="0" w:color="000000"/>
-              <w:right w:val="single" w:sz="4" w:space="0" w:color="000000"/>
-            </w:tcBorders>
-            <w:vAlign w:val="center"/>
-          </w:tcPr>
-          <w:p>
-            <w:pPr>
-              <w:spacing w:before="40" w:after="40"/>
-              <w:jc w:val="left"/>
-            </w:pPr>
-            <w:r>
-              <w:rPr>
-                <w:rFonts w:ascii="Adani" w:hAnsi="Adani"/>
-                <w:b w:val="0"/>
-                <w:sz w:val="18"/>
-                <w:u w:val="none"/>
-              </w:rPr>
-              <w:t>Director</w:t>
-            </w:r>
-          </w:p>
-        </w:tc>
-        <w:tc>
-          <w:tcPr>
-            <w:tcW w:type="dxa" w:w="1020"/>
-            <w:shd w:val="clear" w:color="auto" w:fill="FFFFFF"/>
-            <w:tcBorders>
-              <w:top w:val="single" w:sz="4" w:space="0" w:color="000000"/>
-              <w:left w:val="single" w:sz="4" w:space="0" w:color="000000"/>
-              <w:bottom w:val="single" w:sz="4" w:space="0" w:color="000000"/>
-              <w:right w:val="single" w:sz="4" w:space="0" w:color="000000"/>
-            </w:tcBorders>
-            <w:vAlign w:val="center"/>
-          </w:tcPr>
-          <w:p>
-            <w:pPr>
-              <w:spacing w:before="40" w:after="40"/>
-              <w:jc w:val="left"/>
-            </w:pPr>
-            <w:r>
-              <w:rPr>
-                <w:rFonts w:ascii="Adani" w:hAnsi="Adani"/>
-                <w:b w:val="0"/>
-                <w:sz w:val="18"/>
-                <w:u w:val="none"/>
-              </w:rPr>
-              <w:t>NIL</w:t>
-            </w:r>
-          </w:p>
-        </w:tc>
-        <w:tc>
-          <w:tcPr>
-            <w:tcW w:type="dxa" w:w="1247"/>
-            <w:shd w:val="clear" w:color="auto" w:fill="FFFFFF"/>
-            <w:tcBorders>
-              <w:top w:val="single" w:sz="4" w:space="0" w:color="000000"/>
-              <w:left w:val="single" w:sz="4" w:space="0" w:color="000000"/>
-              <w:bottom w:val="single" w:sz="4" w:space="0" w:color="000000"/>
-              <w:right w:val="single" w:sz="4" w:space="0" w:color="000000"/>
-            </w:tcBorders>
-            <w:vAlign w:val="center"/>
-          </w:tcPr>
-          <w:p>
-            <w:pPr>
-              <w:spacing w:before="40" w:after="40"/>
-              <w:jc w:val="left"/>
-            </w:pPr>
-            <w:r>
-              <w:rPr>
-                <w:rFonts w:ascii="Adani" w:hAnsi="Adani"/>
-                <w:b w:val="0"/>
-                <w:sz w:val="18"/>
-                <w:u w:val="none"/>
-              </w:rPr>
-              <w:t>20/06/2020</w:t>
             </w:r>
           </w:p>
         </w:tc>
@@ -3850,7 +2556,7 @@
                 <w:sz w:val="18"/>
                 <w:u w:val="none"/>
               </w:rPr>
-              <w:t>Date:   07th May, 2026</w:t>
+              <w:t>Date:   15th May, 2026</w:t>
             </w:r>
           </w:p>
         </w:tc>
@@ -4116,174 +2822,441 @@
         <w:t>:</w:t>
       </w:r>
     </w:p>
-    <w:p>
-      <w:pPr>
-        <w:pStyle w:val="ListNumber"/>
-        <w:spacing w:before="0" w:after="40"/>
-        <w:ind w:left="720"/>
-      </w:pPr>
-      <w:r>
-        <w:rPr>
-          <w:rFonts w:ascii="Adani" w:hAnsi="Adani"/>
-          <w:b w:val="0"/>
-          <w:sz w:val="20"/>
-          <w:u w:val="none"/>
-        </w:rPr>
-        <w:t>Father</w:t>
-        <w:tab/>
-        <w:tab/>
-        <w:t>:</w:t>
-        <w:tab/>
-        <w:t>NIL</w:t>
-      </w:r>
-    </w:p>
-    <w:p>
-      <w:pPr>
-        <w:pStyle w:val="ListNumber"/>
-        <w:spacing w:before="0" w:after="40"/>
-        <w:ind w:left="720"/>
-      </w:pPr>
-      <w:r>
-        <w:rPr>
-          <w:rFonts w:ascii="Adani" w:hAnsi="Adani"/>
-          <w:b w:val="0"/>
-          <w:sz w:val="20"/>
-          <w:u w:val="none"/>
-        </w:rPr>
-        <w:t>Mother</w:t>
-        <w:tab/>
-        <w:tab/>
-        <w:t>:</w:t>
-        <w:tab/>
-        <w:t>NIL</w:t>
-      </w:r>
-    </w:p>
-    <w:p>
-      <w:pPr>
-        <w:pStyle w:val="ListNumber"/>
-        <w:spacing w:before="0" w:after="40"/>
-        <w:ind w:left="720"/>
-      </w:pPr>
-      <w:r>
-        <w:rPr>
-          <w:rFonts w:ascii="Adani" w:hAnsi="Adani"/>
-          <w:b w:val="0"/>
-          <w:sz w:val="20"/>
-          <w:u w:val="none"/>
-        </w:rPr>
-        <w:t>Son</w:t>
-        <w:tab/>
-        <w:tab/>
-        <w:t>:</w:t>
-        <w:tab/>
-        <w:t>NIL</w:t>
-      </w:r>
-    </w:p>
-    <w:p>
-      <w:pPr>
-        <w:pStyle w:val="ListNumber"/>
-        <w:spacing w:before="0" w:after="40"/>
-        <w:ind w:left="720"/>
-      </w:pPr>
-      <w:r>
-        <w:rPr>
-          <w:rFonts w:ascii="Adani" w:hAnsi="Adani"/>
-          <w:b w:val="0"/>
-          <w:sz w:val="20"/>
-          <w:u w:val="none"/>
-        </w:rPr>
-        <w:t>Son's Wife</w:t>
-        <w:tab/>
-        <w:tab/>
-        <w:t>:</w:t>
-        <w:tab/>
-        <w:t>NIL</w:t>
-      </w:r>
-    </w:p>
-    <w:p>
-      <w:pPr>
-        <w:pStyle w:val="ListNumber"/>
-        <w:spacing w:before="0" w:after="40"/>
-        <w:ind w:left="720"/>
-      </w:pPr>
-      <w:r>
-        <w:rPr>
-          <w:rFonts w:ascii="Adani" w:hAnsi="Adani"/>
-          <w:b w:val="0"/>
-          <w:sz w:val="20"/>
-          <w:u w:val="none"/>
-        </w:rPr>
-        <w:t>Daughter</w:t>
-        <w:tab/>
-        <w:tab/>
-        <w:t>:</w:t>
-        <w:tab/>
-        <w:t>NIL</w:t>
-      </w:r>
-    </w:p>
-    <w:p>
-      <w:pPr>
-        <w:pStyle w:val="ListNumber"/>
-        <w:spacing w:before="0" w:after="40"/>
-        <w:ind w:left="720"/>
-      </w:pPr>
-      <w:r>
-        <w:rPr>
-          <w:rFonts w:ascii="Adani" w:hAnsi="Adani"/>
-          <w:b w:val="0"/>
-          <w:sz w:val="20"/>
-          <w:u w:val="none"/>
-        </w:rPr>
-        <w:t>Daughter's Husband</w:t>
-        <w:tab/>
-        <w:tab/>
-        <w:t>:</w:t>
-        <w:tab/>
-        <w:t>NIL</w:t>
-      </w:r>
-    </w:p>
-    <w:p>
-      <w:pPr>
-        <w:pStyle w:val="ListNumber"/>
-        <w:spacing w:before="0" w:after="40"/>
-        <w:ind w:left="720"/>
-      </w:pPr>
-      <w:r>
-        <w:rPr>
-          <w:rFonts w:ascii="Adani" w:hAnsi="Adani"/>
-          <w:b w:val="0"/>
-          <w:sz w:val="20"/>
-          <w:u w:val="none"/>
-        </w:rPr>
-        <w:t>Brother</w:t>
-        <w:tab/>
-        <w:tab/>
-        <w:t>:</w:t>
-        <w:tab/>
-        <w:t>NIL</w:t>
-      </w:r>
-    </w:p>
-    <w:p>
-      <w:pPr>
-        <w:pStyle w:val="ListNumber"/>
-        <w:spacing w:before="0" w:after="40"/>
-        <w:ind w:left="720"/>
-      </w:pPr>
-      <w:r>
-        <w:rPr>
-          <w:rFonts w:ascii="Adani" w:hAnsi="Adani"/>
-          <w:b w:val="0"/>
-          <w:sz w:val="20"/>
-          <w:u w:val="none"/>
-        </w:rPr>
-        <w:t>Sister</w:t>
-        <w:tab/>
-        <w:tab/>
-        <w:t>:</w:t>
-        <w:tab/>
-        <w:t>NIL</w:t>
-      </w:r>
-    </w:p>
+    <w:tbl>
+      <w:tblPr>
+        <w:tblW w:type="auto" w:w="0"/>
+        <w:jc w:val="left"/>
+        <w:tblLook w:firstColumn="1" w:firstRow="1" w:lastColumn="0" w:lastRow="0" w:noHBand="0" w:noVBand="1" w:val="04A0"/>
+      </w:tblPr>
+      <w:tblGrid>
+        <w:gridCol w:w="4536"/>
+        <w:gridCol w:w="4536"/>
+      </w:tblGrid>
+      <w:tr>
+        <w:tc>
+          <w:tcPr>
+            <w:tcW w:type="dxa" w:w="4536"/>
+            <w:tcBorders>
+              <w:top w:val="none"/>
+              <w:bottom w:val="none"/>
+              <w:left w:val="none"/>
+              <w:right w:val="none"/>
+            </w:tcBorders>
+          </w:tcPr>
+          <w:p>
+            <w:pPr>
+              <w:ind w:left="720"/>
+            </w:pPr>
+            <w:r>
+              <w:rPr>
+                <w:rFonts w:ascii="Adani" w:hAnsi="Adani"/>
+                <w:b w:val="0"/>
+                <w:sz w:val="20"/>
+                <w:u w:val="none"/>
+              </w:rPr>
+              <w:t>1.</w:t>
+              <w:tab/>
+              <w:t>Father</w:t>
+              <w:tab/>
+              <w:t>:</w:t>
+            </w:r>
+          </w:p>
+        </w:tc>
+        <w:tc>
+          <w:tcPr>
+            <w:tcW w:type="dxa" w:w="4536"/>
+            <w:tcBorders>
+              <w:top w:val="none"/>
+              <w:bottom w:val="none"/>
+              <w:left w:val="none"/>
+              <w:right w:val="none"/>
+            </w:tcBorders>
+          </w:tcPr>
+          <w:p>
+            <w:r>
+              <w:rPr>
+                <w:rFonts w:ascii="Adani" w:hAnsi="Adani"/>
+                <w:b w:val="0"/>
+                <w:sz w:val="20"/>
+                <w:u w:val="none"/>
+              </w:rPr>
+              <w:t>NIL</w:t>
+            </w:r>
+          </w:p>
+        </w:tc>
+      </w:tr>
+      <w:tr>
+        <w:tc>
+          <w:tcPr>
+            <w:tcW w:type="dxa" w:w="4536"/>
+            <w:tcBorders>
+              <w:top w:val="none"/>
+              <w:bottom w:val="none"/>
+              <w:left w:val="none"/>
+              <w:right w:val="none"/>
+            </w:tcBorders>
+          </w:tcPr>
+          <w:p>
+            <w:pPr>
+              <w:ind w:left="720"/>
+            </w:pPr>
+            <w:r>
+              <w:rPr>
+                <w:rFonts w:ascii="Adani" w:hAnsi="Adani"/>
+                <w:b w:val="0"/>
+                <w:sz w:val="20"/>
+                <w:u w:val="none"/>
+              </w:rPr>
+              <w:t>2.</w:t>
+              <w:tab/>
+              <w:t>Mother</w:t>
+              <w:tab/>
+              <w:t>:</w:t>
+            </w:r>
+          </w:p>
+        </w:tc>
+        <w:tc>
+          <w:tcPr>
+            <w:tcW w:type="dxa" w:w="4536"/>
+            <w:tcBorders>
+              <w:top w:val="none"/>
+              <w:bottom w:val="none"/>
+              <w:left w:val="none"/>
+              <w:right w:val="none"/>
+            </w:tcBorders>
+          </w:tcPr>
+          <w:p>
+            <w:r>
+              <w:rPr>
+                <w:rFonts w:ascii="Adani" w:hAnsi="Adani"/>
+                <w:b w:val="0"/>
+                <w:sz w:val="20"/>
+                <w:u w:val="none"/>
+              </w:rPr>
+              <w:t>NIL</w:t>
+            </w:r>
+          </w:p>
+        </w:tc>
+      </w:tr>
+      <w:tr>
+        <w:tc>
+          <w:tcPr>
+            <w:tcW w:type="dxa" w:w="4536"/>
+            <w:tcBorders>
+              <w:top w:val="none"/>
+              <w:bottom w:val="none"/>
+              <w:left w:val="none"/>
+              <w:right w:val="none"/>
+            </w:tcBorders>
+          </w:tcPr>
+          <w:p>
+            <w:pPr>
+              <w:ind w:left="720"/>
+            </w:pPr>
+            <w:r>
+              <w:rPr>
+                <w:rFonts w:ascii="Adani" w:hAnsi="Adani"/>
+                <w:b w:val="0"/>
+                <w:sz w:val="20"/>
+                <w:u w:val="none"/>
+              </w:rPr>
+              <w:t>3.</w:t>
+              <w:tab/>
+              <w:t>Son</w:t>
+              <w:tab/>
+              <w:t>:</w:t>
+            </w:r>
+          </w:p>
+        </w:tc>
+        <w:tc>
+          <w:tcPr>
+            <w:tcW w:type="dxa" w:w="4536"/>
+            <w:tcBorders>
+              <w:top w:val="none"/>
+              <w:bottom w:val="none"/>
+              <w:left w:val="none"/>
+              <w:right w:val="none"/>
+            </w:tcBorders>
+          </w:tcPr>
+          <w:p>
+            <w:r>
+              <w:rPr>
+                <w:rFonts w:ascii="Adani" w:hAnsi="Adani"/>
+                <w:b w:val="0"/>
+                <w:sz w:val="20"/>
+                <w:u w:val="none"/>
+              </w:rPr>
+              <w:t>NIL</w:t>
+            </w:r>
+          </w:p>
+        </w:tc>
+      </w:tr>
+      <w:tr>
+        <w:tc>
+          <w:tcPr>
+            <w:tcW w:type="dxa" w:w="4536"/>
+            <w:tcBorders>
+              <w:top w:val="none"/>
+              <w:bottom w:val="none"/>
+              <w:left w:val="none"/>
+              <w:right w:val="none"/>
+            </w:tcBorders>
+          </w:tcPr>
+          <w:p>
+            <w:pPr>
+              <w:ind w:left="720"/>
+            </w:pPr>
+            <w:r>
+              <w:rPr>
+                <w:rFonts w:ascii="Adani" w:hAnsi="Adani"/>
+                <w:b w:val="0"/>
+                <w:sz w:val="20"/>
+                <w:u w:val="none"/>
+              </w:rPr>
+              <w:t>4.</w:t>
+              <w:tab/>
+              <w:t>Son's Wife</w:t>
+              <w:tab/>
+              <w:t>:</w:t>
+            </w:r>
+          </w:p>
+        </w:tc>
+        <w:tc>
+          <w:tcPr>
+            <w:tcW w:type="dxa" w:w="4536"/>
+            <w:tcBorders>
+              <w:top w:val="none"/>
+              <w:bottom w:val="none"/>
+              <w:left w:val="none"/>
+              <w:right w:val="none"/>
+            </w:tcBorders>
+          </w:tcPr>
+          <w:p>
+            <w:r>
+              <w:rPr>
+                <w:rFonts w:ascii="Adani" w:hAnsi="Adani"/>
+                <w:b w:val="0"/>
+                <w:sz w:val="20"/>
+                <w:u w:val="none"/>
+              </w:rPr>
+              <w:t>NIL</w:t>
+            </w:r>
+          </w:p>
+        </w:tc>
+      </w:tr>
+      <w:tr>
+        <w:tc>
+          <w:tcPr>
+            <w:tcW w:type="dxa" w:w="4536"/>
+            <w:tcBorders>
+              <w:top w:val="none"/>
+              <w:bottom w:val="none"/>
+              <w:left w:val="none"/>
+              <w:right w:val="none"/>
+            </w:tcBorders>
+          </w:tcPr>
+          <w:p>
+            <w:pPr>
+              <w:ind w:left="720"/>
+            </w:pPr>
+            <w:r>
+              <w:rPr>
+                <w:rFonts w:ascii="Adani" w:hAnsi="Adani"/>
+                <w:b w:val="0"/>
+                <w:sz w:val="20"/>
+                <w:u w:val="none"/>
+              </w:rPr>
+              <w:t>5.</w:t>
+              <w:tab/>
+              <w:t>Daughter</w:t>
+              <w:tab/>
+              <w:t>:</w:t>
+            </w:r>
+          </w:p>
+        </w:tc>
+        <w:tc>
+          <w:tcPr>
+            <w:tcW w:type="dxa" w:w="4536"/>
+            <w:tcBorders>
+              <w:top w:val="none"/>
+              <w:bottom w:val="none"/>
+              <w:left w:val="none"/>
+              <w:right w:val="none"/>
+            </w:tcBorders>
+          </w:tcPr>
+          <w:p>
+            <w:r>
+              <w:rPr>
+                <w:rFonts w:ascii="Adani" w:hAnsi="Adani"/>
+                <w:b w:val="0"/>
+                <w:sz w:val="20"/>
+                <w:u w:val="none"/>
+              </w:rPr>
+              <w:t>NIL</w:t>
+            </w:r>
+          </w:p>
+        </w:tc>
+      </w:tr>
+      <w:tr>
+        <w:tc>
+          <w:tcPr>
+            <w:tcW w:type="dxa" w:w="4536"/>
+            <w:tcBorders>
+              <w:top w:val="none"/>
+              <w:bottom w:val="none"/>
+              <w:left w:val="none"/>
+              <w:right w:val="none"/>
+            </w:tcBorders>
+          </w:tcPr>
+          <w:p>
+            <w:pPr>
+              <w:ind w:left="720"/>
+            </w:pPr>
+            <w:r>
+              <w:rPr>
+                <w:rFonts w:ascii="Adani" w:hAnsi="Adani"/>
+                <w:b w:val="0"/>
+                <w:sz w:val="20"/>
+                <w:u w:val="none"/>
+              </w:rPr>
+              <w:t>6.</w:t>
+              <w:tab/>
+              <w:t>Daughter's Husband</w:t>
+              <w:tab/>
+              <w:t>:</w:t>
+            </w:r>
+          </w:p>
+        </w:tc>
+        <w:tc>
+          <w:tcPr>
+            <w:tcW w:type="dxa" w:w="4536"/>
+            <w:tcBorders>
+              <w:top w:val="none"/>
+              <w:bottom w:val="none"/>
+              <w:left w:val="none"/>
+              <w:right w:val="none"/>
+            </w:tcBorders>
+          </w:tcPr>
+          <w:p>
+            <w:r>
+              <w:rPr>
+                <w:rFonts w:ascii="Adani" w:hAnsi="Adani"/>
+                <w:b w:val="0"/>
+                <w:sz w:val="20"/>
+                <w:u w:val="none"/>
+              </w:rPr>
+              <w:t>NIL</w:t>
+            </w:r>
+          </w:p>
+        </w:tc>
+      </w:tr>
+      <w:tr>
+        <w:tc>
+          <w:tcPr>
+            <w:tcW w:type="dxa" w:w="4536"/>
+            <w:tcBorders>
+              <w:top w:val="none"/>
+              <w:bottom w:val="none"/>
+              <w:left w:val="none"/>
+              <w:right w:val="none"/>
+            </w:tcBorders>
+          </w:tcPr>
+          <w:p>
+            <w:pPr>
+              <w:ind w:left="720"/>
+            </w:pPr>
+            <w:r>
+              <w:rPr>
+                <w:rFonts w:ascii="Adani" w:hAnsi="Adani"/>
+                <w:b w:val="0"/>
+                <w:sz w:val="20"/>
+                <w:u w:val="none"/>
+              </w:rPr>
+              <w:t>7.</w:t>
+              <w:tab/>
+              <w:t>Brother</w:t>
+              <w:tab/>
+              <w:t>:</w:t>
+            </w:r>
+          </w:p>
+        </w:tc>
+        <w:tc>
+          <w:tcPr>
+            <w:tcW w:type="dxa" w:w="4536"/>
+            <w:tcBorders>
+              <w:top w:val="none"/>
+              <w:bottom w:val="none"/>
+              <w:left w:val="none"/>
+              <w:right w:val="none"/>
+            </w:tcBorders>
+          </w:tcPr>
+          <w:p>
+            <w:r>
+              <w:rPr>
+                <w:rFonts w:ascii="Adani" w:hAnsi="Adani"/>
+                <w:b w:val="0"/>
+                <w:sz w:val="20"/>
+                <w:u w:val="none"/>
+              </w:rPr>
+              <w:t>NIL</w:t>
+            </w:r>
+          </w:p>
+        </w:tc>
+      </w:tr>
+      <w:tr>
+        <w:tc>
+          <w:tcPr>
+            <w:tcW w:type="dxa" w:w="4536"/>
+            <w:tcBorders>
+              <w:top w:val="none"/>
+              <w:bottom w:val="none"/>
+              <w:left w:val="none"/>
+              <w:right w:val="none"/>
+            </w:tcBorders>
+          </w:tcPr>
+          <w:p>
+            <w:pPr>
+              <w:ind w:left="720"/>
+            </w:pPr>
+            <w:r>
+              <w:rPr>
+                <w:rFonts w:ascii="Adani" w:hAnsi="Adani"/>
+                <w:b w:val="0"/>
+                <w:sz w:val="20"/>
+                <w:u w:val="none"/>
+              </w:rPr>
+              <w:t>8.</w:t>
+              <w:tab/>
+              <w:t>Sister</w:t>
+              <w:tab/>
+              <w:t>:</w:t>
+            </w:r>
+          </w:p>
+        </w:tc>
+        <w:tc>
+          <w:tcPr>
+            <w:tcW w:type="dxa" w:w="4536"/>
+            <w:tcBorders>
+              <w:top w:val="none"/>
+              <w:bottom w:val="none"/>
+              <w:left w:val="none"/>
+              <w:right w:val="none"/>
+            </w:tcBorders>
+          </w:tcPr>
+          <w:p>
+            <w:r>
+              <w:rPr>
+                <w:rFonts w:ascii="Adani" w:hAnsi="Adani"/>
+                <w:b w:val="0"/>
+                <w:sz w:val="20"/>
+                <w:u w:val="none"/>
+              </w:rPr>
+              <w:t>NIL</w:t>
+            </w:r>
+          </w:p>
+        </w:tc>
+      </w:tr>
+    </w:tbl>
     <w:p/>
     <w:p>
       <w:pPr>
@@ -4620,7 +3593,7 @@
                 <w:sz w:val="18"/>
                 <w:u w:val="none"/>
               </w:rPr>
-              <w:t>Date:   07th May, 2026</w:t>
+              <w:t>Date:   15th May, 2026</w:t>
             </w:r>
           </w:p>
         </w:tc>
@@ -4781,7 +3754,7 @@
           <w:sz w:val="20"/>
           <w:u w:val="none"/>
         </w:rPr>
-        <w:t>07th May, 2026</w:t>
+        <w:t>15th May, 2026</w:t>
       </w:r>
     </w:p>
     <w:p>
@@ -4871,6 +3844,21 @@
           <w:sz w:val="20"/>
           <w:u w:val="none"/>
         </w:rPr>
+        <w:t>TATA MOTORS FINANCE LIMITED</w:t>
+      </w:r>
+    </w:p>
+    <w:p>
+      <w:pPr>
+        <w:spacing w:before="0" w:after="20"/>
+        <w:jc w:val="left"/>
+      </w:pPr>
+      <w:r>
+        <w:rPr>
+          <w:rFonts w:ascii="Adani" w:hAnsi="Adani"/>
+          <w:b/>
+          <w:sz w:val="20"/>
+          <w:u w:val="none"/>
+        </w:rPr>
         <w:t>JKRK CONSULTING LLP</w:t>
       </w:r>
     </w:p>
@@ -4887,81 +3875,6 @@
           <w:u w:val="none"/>
         </w:rPr>
         <w:t>GENERALI CENTRAL LIFE INSURANCE COMPANY LIMITED</w:t>
-      </w:r>
-    </w:p>
-    <w:p>
-      <w:pPr>
-        <w:spacing w:before="0" w:after="20"/>
-        <w:jc w:val="left"/>
-      </w:pPr>
-      <w:r>
-        <w:rPr>
-          <w:rFonts w:ascii="Adani" w:hAnsi="Adani"/>
-          <w:b/>
-          <w:sz w:val="20"/>
-          <w:u w:val="none"/>
-        </w:rPr>
-        <w:t>ZUVENTUS HEALTHCARE LIMITED</w:t>
-      </w:r>
-    </w:p>
-    <w:p>
-      <w:pPr>
-        <w:spacing w:before="0" w:after="20"/>
-        <w:jc w:val="left"/>
-      </w:pPr>
-      <w:r>
-        <w:rPr>
-          <w:rFonts w:ascii="Adani" w:hAnsi="Adani"/>
-          <w:b/>
-          <w:sz w:val="20"/>
-          <w:u w:val="none"/>
-        </w:rPr>
-        <w:t>AERIES FINANCIALTECHNOLOGIES PRIVATE LIMITED</w:t>
-      </w:r>
-    </w:p>
-    <w:p>
-      <w:pPr>
-        <w:spacing w:before="0" w:after="20"/>
-        <w:jc w:val="left"/>
-      </w:pPr>
-      <w:r>
-        <w:rPr>
-          <w:rFonts w:ascii="Adani" w:hAnsi="Adani"/>
-          <w:b/>
-          <w:sz w:val="20"/>
-          <w:u w:val="none"/>
-        </w:rPr>
-        <w:t>INDIFI TECHNOLOGIES PRIVATE LIMITED</w:t>
-      </w:r>
-    </w:p>
-    <w:p>
-      <w:pPr>
-        <w:spacing w:before="0" w:after="20"/>
-        <w:jc w:val="left"/>
-      </w:pPr>
-      <w:r>
-        <w:rPr>
-          <w:rFonts w:ascii="Adani" w:hAnsi="Adani"/>
-          <w:b/>
-          <w:sz w:val="20"/>
-          <w:u w:val="none"/>
-        </w:rPr>
-        <w:t>AGRISAATHI FINANCE PRIVATE LIMITED</w:t>
-      </w:r>
-    </w:p>
-    <w:p>
-      <w:pPr>
-        <w:spacing w:before="0" w:after="20"/>
-        <w:jc w:val="left"/>
-      </w:pPr>
-      <w:r>
-        <w:rPr>
-          <w:rFonts w:ascii="Adani" w:hAnsi="Adani"/>
-          <w:b/>
-          <w:sz w:val="20"/>
-          <w:u w:val="none"/>
-        </w:rPr>
-        <w:t>PROGROW FARM AND RURAL MISSION PRIVATE LIMITED</w:t>
       </w:r>
     </w:p>
     <w:p>
@@ -5084,51 +3997,6 @@
         <w:t>EMCURE PHARMACEUTICALS LIMITED</w:t>
       </w:r>
     </w:p>
-    <w:p>
-      <w:pPr>
-        <w:spacing w:before="0" w:after="20"/>
-        <w:jc w:val="left"/>
-      </w:pPr>
-      <w:r>
-        <w:rPr>
-          <w:rFonts w:ascii="Adani" w:hAnsi="Adani"/>
-          <w:b/>
-          <w:sz w:val="20"/>
-          <w:u w:val="none"/>
-        </w:rPr>
-        <w:t>TMF BUSINESS SERVICES LIMITED</w:t>
-      </w:r>
-    </w:p>
-    <w:p>
-      <w:pPr>
-        <w:spacing w:before="0" w:after="20"/>
-        <w:jc w:val="left"/>
-      </w:pPr>
-      <w:r>
-        <w:rPr>
-          <w:rFonts w:ascii="Adani" w:hAnsi="Adani"/>
-          <w:b/>
-          <w:sz w:val="20"/>
-          <w:u w:val="none"/>
-        </w:rPr>
-        <w:t>TMF HOLDINGS LIMITED</w:t>
-      </w:r>
-    </w:p>
-    <w:p>
-      <w:pPr>
-        <w:spacing w:before="0" w:after="20"/>
-        <w:jc w:val="left"/>
-      </w:pPr>
-      <w:r>
-        <w:rPr>
-          <w:rFonts w:ascii="Adani" w:hAnsi="Adani"/>
-          <w:b/>
-          <w:sz w:val="20"/>
-          <w:u w:val="none"/>
-        </w:rPr>
-        <w:t>PERFIOS ACCOUNT AGGREGATION SERVICES PRIVATE LIMITED</w:t>
-      </w:r>
-    </w:p>
     <w:p/>
     <w:p>
       <w:pPr>
@@ -5217,6 +4085,21 @@
           <w:sz w:val="20"/>
           <w:u w:val="none"/>
         </w:rPr>
+        <w:t>TATA MOTORS FINANCE LIMITED</w:t>
+      </w:r>
+    </w:p>
+    <w:p>
+      <w:pPr>
+        <w:spacing w:before="0" w:after="20"/>
+        <w:jc w:val="left"/>
+      </w:pPr>
+      <w:r>
+        <w:rPr>
+          <w:rFonts w:ascii="Adani" w:hAnsi="Adani"/>
+          <w:b w:val="0"/>
+          <w:sz w:val="20"/>
+          <w:u w:val="none"/>
+        </w:rPr>
         <w:t>JKRK CONSULTING LLP</w:t>
       </w:r>
     </w:p>
@@ -5233,21 +4116,6 @@
           <w:u w:val="none"/>
         </w:rPr>
         <w:t>GENERALI CENTRAL LIFE INSURANCE COMPANY LIMITED</w:t>
-      </w:r>
-    </w:p>
-    <w:p>
-      <w:pPr>
-        <w:spacing w:before="0" w:after="20"/>
-        <w:jc w:val="left"/>
-      </w:pPr>
-      <w:r>
-        <w:rPr>
-          <w:rFonts w:ascii="Adani" w:hAnsi="Adani"/>
-          <w:b w:val="0"/>
-          <w:sz w:val="20"/>
-          <w:u w:val="none"/>
-        </w:rPr>
-        <w:t>ZUVENTUS HEALTHCARE LIMITED</w:t>
       </w:r>
     </w:p>
     <w:p>
@@ -5340,36 +4208,6 @@
         <w:t>EMCURE PHARMACEUTICALS LIMITED</w:t>
       </w:r>
     </w:p>
-    <w:p>
-      <w:pPr>
-        <w:spacing w:before="0" w:after="20"/>
-        <w:jc w:val="left"/>
-      </w:pPr>
-      <w:r>
-        <w:rPr>
-          <w:rFonts w:ascii="Adani" w:hAnsi="Adani"/>
-          <w:b w:val="0"/>
-          <w:sz w:val="20"/>
-          <w:u w:val="none"/>
-        </w:rPr>
-        <w:t>TMF BUSINESS SERVICES LIMITED</w:t>
-      </w:r>
-    </w:p>
-    <w:p>
-      <w:pPr>
-        <w:spacing w:before="0" w:after="20"/>
-        <w:jc w:val="left"/>
-      </w:pPr>
-      <w:r>
-        <w:rPr>
-          <w:rFonts w:ascii="Adani" w:hAnsi="Adani"/>
-          <w:b w:val="0"/>
-          <w:sz w:val="20"/>
-          <w:u w:val="none"/>
-        </w:rPr>
-        <w:t>TMF HOLDINGS LIMITED</w:t>
-      </w:r>
-    </w:p>
     <w:p/>
     <w:p>
       <w:pPr>
@@ -5447,66 +4285,6 @@
           <w:sz w:val="20"/>
           <w:u w:val="none"/>
         </w:rPr>
-        <w:t>AERIES FINANCIALTECHNOLOGIES PRIVATE LIMITED</w:t>
-      </w:r>
-    </w:p>
-    <w:p>
-      <w:pPr>
-        <w:spacing w:before="0" w:after="20"/>
-        <w:jc w:val="left"/>
-      </w:pPr>
-      <w:r>
-        <w:rPr>
-          <w:rFonts w:ascii="Adani" w:hAnsi="Adani"/>
-          <w:b w:val="0"/>
-          <w:sz w:val="20"/>
-          <w:u w:val="none"/>
-        </w:rPr>
-        <w:t>INDIFI TECHNOLOGIES PRIVATE LIMITED</w:t>
-      </w:r>
-    </w:p>
-    <w:p>
-      <w:pPr>
-        <w:spacing w:before="0" w:after="20"/>
-        <w:jc w:val="left"/>
-      </w:pPr>
-      <w:r>
-        <w:rPr>
-          <w:rFonts w:ascii="Adani" w:hAnsi="Adani"/>
-          <w:b w:val="0"/>
-          <w:sz w:val="20"/>
-          <w:u w:val="none"/>
-        </w:rPr>
-        <w:t>AGRISAATHI FINANCE PRIVATE LIMITED</w:t>
-      </w:r>
-    </w:p>
-    <w:p>
-      <w:pPr>
-        <w:spacing w:before="0" w:after="20"/>
-        <w:jc w:val="left"/>
-      </w:pPr>
-      <w:r>
-        <w:rPr>
-          <w:rFonts w:ascii="Adani" w:hAnsi="Adani"/>
-          <w:b w:val="0"/>
-          <w:sz w:val="20"/>
-          <w:u w:val="none"/>
-        </w:rPr>
-        <w:t>PROGROW FARM AND RURAL MISSION PRIVATE LIMITED</w:t>
-      </w:r>
-    </w:p>
-    <w:p>
-      <w:pPr>
-        <w:spacing w:before="0" w:after="20"/>
-        <w:jc w:val="left"/>
-      </w:pPr>
-      <w:r>
-        <w:rPr>
-          <w:rFonts w:ascii="Adani" w:hAnsi="Adani"/>
-          <w:b w:val="0"/>
-          <w:sz w:val="20"/>
-          <w:u w:val="none"/>
-        </w:rPr>
         <w:t>TVS INDUSTRIAL &amp; LOGISTICS PARKS PRIVATE LIMITED</w:t>
       </w:r>
     </w:p>
@@ -5523,21 +4301,6 @@
           <w:u w:val="none"/>
         </w:rPr>
         <w:t>VBHC PRIVATE LIMITED</w:t>
-      </w:r>
-    </w:p>
-    <w:p>
-      <w:pPr>
-        <w:spacing w:before="0" w:after="20"/>
-        <w:jc w:val="left"/>
-      </w:pPr>
-      <w:r>
-        <w:rPr>
-          <w:rFonts w:ascii="Adani" w:hAnsi="Adani"/>
-          <w:b w:val="0"/>
-          <w:sz w:val="20"/>
-          <w:u w:val="none"/>
-        </w:rPr>
-        <w:t>PERFIOS ACCOUNT AGGREGATION SERVICES PRIVATE LIMITED</w:t>
       </w:r>
     </w:p>
     <w:p/>
@@ -6295,7 +5058,7 @@
                 <w:sz w:val="18"/>
                 <w:u w:val="none"/>
               </w:rPr>
-              <w:t>21</w:t>
+              <w:t>14</w:t>
             </w:r>
           </w:p>
         </w:tc>
@@ -6810,6 +5573,120 @@
                 <w:sz w:val="18"/>
                 <w:u w:val="none"/>
               </w:rPr>
+              <w:t>U65910MH1992PLC187184</w:t>
+            </w:r>
+          </w:p>
+        </w:tc>
+        <w:tc>
+          <w:tcPr>
+            <w:tcW w:type="dxa" w:w="4252"/>
+            <w:shd w:val="clear" w:color="auto" w:fill="FFFFFF"/>
+            <w:tcBorders>
+              <w:top w:val="single" w:sz="4" w:space="0" w:color="000000"/>
+              <w:left w:val="single" w:sz="4" w:space="0" w:color="000000"/>
+              <w:bottom w:val="single" w:sz="4" w:space="0" w:color="000000"/>
+              <w:right w:val="single" w:sz="4" w:space="0" w:color="000000"/>
+            </w:tcBorders>
+            <w:vAlign w:val="center"/>
+          </w:tcPr>
+          <w:p>
+            <w:pPr>
+              <w:spacing w:before="40" w:after="40"/>
+              <w:jc w:val="left"/>
+            </w:pPr>
+            <w:r>
+              <w:rPr>
+                <w:rFonts w:ascii="Adani" w:hAnsi="Adani"/>
+                <w:b w:val="0"/>
+                <w:sz w:val="18"/>
+                <w:u w:val="none"/>
+              </w:rPr>
+              <w:t>TATA MOTORS FINANCE LIMITED</w:t>
+            </w:r>
+          </w:p>
+        </w:tc>
+        <w:tc>
+          <w:tcPr>
+            <w:tcW w:type="dxa" w:w="1587"/>
+            <w:shd w:val="clear" w:color="auto" w:fill="FFFFFF"/>
+            <w:tcBorders>
+              <w:top w:val="single" w:sz="4" w:space="0" w:color="000000"/>
+              <w:left w:val="single" w:sz="4" w:space="0" w:color="000000"/>
+              <w:bottom w:val="single" w:sz="4" w:space="0" w:color="000000"/>
+              <w:right w:val="single" w:sz="4" w:space="0" w:color="000000"/>
+            </w:tcBorders>
+            <w:vAlign w:val="center"/>
+          </w:tcPr>
+          <w:p>
+            <w:pPr>
+              <w:spacing w:before="40" w:after="40"/>
+              <w:jc w:val="left"/>
+            </w:pPr>
+            <w:r>
+              <w:rPr>
+                <w:rFonts w:ascii="Adani" w:hAnsi="Adani"/>
+                <w:b w:val="0"/>
+                <w:sz w:val="18"/>
+                <w:u w:val="none"/>
+              </w:rPr>
+              <w:t>Director</w:t>
+            </w:r>
+          </w:p>
+        </w:tc>
+        <w:tc>
+          <w:tcPr>
+            <w:tcW w:type="dxa" w:w="1304"/>
+            <w:shd w:val="clear" w:color="auto" w:fill="FFFFFF"/>
+            <w:tcBorders>
+              <w:top w:val="single" w:sz="4" w:space="0" w:color="000000"/>
+              <w:left w:val="single" w:sz="4" w:space="0" w:color="000000"/>
+              <w:bottom w:val="single" w:sz="4" w:space="0" w:color="000000"/>
+              <w:right w:val="single" w:sz="4" w:space="0" w:color="000000"/>
+            </w:tcBorders>
+            <w:vAlign w:val="center"/>
+          </w:tcPr>
+          <w:p>
+            <w:pPr>
+              <w:spacing w:before="40" w:after="40"/>
+              <w:jc w:val="left"/>
+            </w:pPr>
+            <w:r>
+              <w:rPr>
+                <w:rFonts w:ascii="Adani" w:hAnsi="Adani"/>
+                <w:b w:val="0"/>
+                <w:sz w:val="18"/>
+                <w:u w:val="none"/>
+              </w:rPr>
+              <w:t>14/07/2023</w:t>
+            </w:r>
+          </w:p>
+        </w:tc>
+      </w:tr>
+      <w:tr>
+        <w:tc>
+          <w:tcPr>
+            <w:tcW w:type="dxa" w:w="2268"/>
+            <w:shd w:val="clear" w:color="auto" w:fill="FFFFFF"/>
+            <w:tcBorders>
+              <w:top w:val="single" w:sz="4" w:space="0" w:color="000000"/>
+              <w:left w:val="single" w:sz="4" w:space="0" w:color="000000"/>
+              <w:bottom w:val="single" w:sz="4" w:space="0" w:color="000000"/>
+              <w:right w:val="single" w:sz="4" w:space="0" w:color="000000"/>
+            </w:tcBorders>
+            <w:vAlign w:val="center"/>
+          </w:tcPr>
+          <w:p>
+            <w:pPr>
+              <w:spacing w:before="40" w:after="40"/>
+              <w:jc w:val="left"/>
+            </w:pPr>
+            <w:r>
+              <w:rPr>
+                <w:rFonts w:ascii="Adani" w:hAnsi="Adani"/>
+                <w:b w:val="0"/>
+                <w:sz w:val="18"/>
+                <w:u w:val="none"/>
+              </w:rPr>
               <w:t>ACB-2946</w:t>
             </w:r>
           </w:p>
@@ -7009,576 +5886,6 @@
                 <w:u w:val="none"/>
               </w:rPr>
               <w:t>10/08/2022</w:t>
-            </w:r>
-          </w:p>
-        </w:tc>
-      </w:tr>
-      <w:tr>
-        <w:tc>
-          <w:tcPr>
-            <w:tcW w:type="dxa" w:w="2268"/>
-            <w:shd w:val="clear" w:color="auto" w:fill="FFFFFF"/>
-            <w:tcBorders>
-              <w:top w:val="single" w:sz="4" w:space="0" w:color="000000"/>
-              <w:left w:val="single" w:sz="4" w:space="0" w:color="000000"/>
-              <w:bottom w:val="single" w:sz="4" w:space="0" w:color="000000"/>
-              <w:right w:val="single" w:sz="4" w:space="0" w:color="000000"/>
-            </w:tcBorders>
-            <w:vAlign w:val="center"/>
-          </w:tcPr>
-          <w:p>
-            <w:pPr>
-              <w:spacing w:before="40" w:after="40"/>
-              <w:jc w:val="left"/>
-            </w:pPr>
-            <w:r>
-              <w:rPr>
-                <w:rFonts w:ascii="Adani" w:hAnsi="Adani"/>
-                <w:b w:val="0"/>
-                <w:sz w:val="18"/>
-                <w:u w:val="none"/>
-              </w:rPr>
-              <w:t>U85320PN2002PLC018324</w:t>
-            </w:r>
-          </w:p>
-        </w:tc>
-        <w:tc>
-          <w:tcPr>
-            <w:tcW w:type="dxa" w:w="4252"/>
-            <w:shd w:val="clear" w:color="auto" w:fill="FFFFFF"/>
-            <w:tcBorders>
-              <w:top w:val="single" w:sz="4" w:space="0" w:color="000000"/>
-              <w:left w:val="single" w:sz="4" w:space="0" w:color="000000"/>
-              <w:bottom w:val="single" w:sz="4" w:space="0" w:color="000000"/>
-              <w:right w:val="single" w:sz="4" w:space="0" w:color="000000"/>
-            </w:tcBorders>
-            <w:vAlign w:val="center"/>
-          </w:tcPr>
-          <w:p>
-            <w:pPr>
-              <w:spacing w:before="40" w:after="40"/>
-              <w:jc w:val="left"/>
-            </w:pPr>
-            <w:r>
-              <w:rPr>
-                <w:rFonts w:ascii="Adani" w:hAnsi="Adani"/>
-                <w:b w:val="0"/>
-                <w:sz w:val="18"/>
-                <w:u w:val="none"/>
-              </w:rPr>
-              <w:t>ZUVENTUS HEALTHCARE LIMITED</w:t>
-            </w:r>
-          </w:p>
-        </w:tc>
-        <w:tc>
-          <w:tcPr>
-            <w:tcW w:type="dxa" w:w="1587"/>
-            <w:shd w:val="clear" w:color="auto" w:fill="FFFFFF"/>
-            <w:tcBorders>
-              <w:top w:val="single" w:sz="4" w:space="0" w:color="000000"/>
-              <w:left w:val="single" w:sz="4" w:space="0" w:color="000000"/>
-              <w:bottom w:val="single" w:sz="4" w:space="0" w:color="000000"/>
-              <w:right w:val="single" w:sz="4" w:space="0" w:color="000000"/>
-            </w:tcBorders>
-            <w:vAlign w:val="center"/>
-          </w:tcPr>
-          <w:p>
-            <w:pPr>
-              <w:spacing w:before="40" w:after="40"/>
-              <w:jc w:val="left"/>
-            </w:pPr>
-            <w:r>
-              <w:rPr>
-                <w:rFonts w:ascii="Adani" w:hAnsi="Adani"/>
-                <w:b w:val="0"/>
-                <w:sz w:val="18"/>
-                <w:u w:val="none"/>
-              </w:rPr>
-              <w:t>Director</w:t>
-            </w:r>
-          </w:p>
-        </w:tc>
-        <w:tc>
-          <w:tcPr>
-            <w:tcW w:type="dxa" w:w="1304"/>
-            <w:shd w:val="clear" w:color="auto" w:fill="FFFFFF"/>
-            <w:tcBorders>
-              <w:top w:val="single" w:sz="4" w:space="0" w:color="000000"/>
-              <w:left w:val="single" w:sz="4" w:space="0" w:color="000000"/>
-              <w:bottom w:val="single" w:sz="4" w:space="0" w:color="000000"/>
-              <w:right w:val="single" w:sz="4" w:space="0" w:color="000000"/>
-            </w:tcBorders>
-            <w:vAlign w:val="center"/>
-          </w:tcPr>
-          <w:p>
-            <w:pPr>
-              <w:spacing w:before="40" w:after="40"/>
-              <w:jc w:val="left"/>
-            </w:pPr>
-            <w:r>
-              <w:rPr>
-                <w:rFonts w:ascii="Adani" w:hAnsi="Adani"/>
-                <w:b w:val="0"/>
-                <w:sz w:val="18"/>
-                <w:u w:val="none"/>
-              </w:rPr>
-              <w:t>26/07/2022</w:t>
-            </w:r>
-          </w:p>
-        </w:tc>
-      </w:tr>
-      <w:tr>
-        <w:tc>
-          <w:tcPr>
-            <w:tcW w:type="dxa" w:w="2268"/>
-            <w:shd w:val="clear" w:color="auto" w:fill="FFFFFF"/>
-            <w:tcBorders>
-              <w:top w:val="single" w:sz="4" w:space="0" w:color="000000"/>
-              <w:left w:val="single" w:sz="4" w:space="0" w:color="000000"/>
-              <w:bottom w:val="single" w:sz="4" w:space="0" w:color="000000"/>
-              <w:right w:val="single" w:sz="4" w:space="0" w:color="000000"/>
-            </w:tcBorders>
-            <w:vAlign w:val="center"/>
-          </w:tcPr>
-          <w:p>
-            <w:pPr>
-              <w:spacing w:before="40" w:after="40"/>
-              <w:jc w:val="left"/>
-            </w:pPr>
-            <w:r>
-              <w:rPr>
-                <w:rFonts w:ascii="Adani" w:hAnsi="Adani"/>
-                <w:b w:val="0"/>
-                <w:sz w:val="18"/>
-                <w:u w:val="none"/>
-              </w:rPr>
-              <w:t>U74120MH2015PTC270608</w:t>
-            </w:r>
-          </w:p>
-        </w:tc>
-        <w:tc>
-          <w:tcPr>
-            <w:tcW w:type="dxa" w:w="4252"/>
-            <w:shd w:val="clear" w:color="auto" w:fill="FFFFFF"/>
-            <w:tcBorders>
-              <w:top w:val="single" w:sz="4" w:space="0" w:color="000000"/>
-              <w:left w:val="single" w:sz="4" w:space="0" w:color="000000"/>
-              <w:bottom w:val="single" w:sz="4" w:space="0" w:color="000000"/>
-              <w:right w:val="single" w:sz="4" w:space="0" w:color="000000"/>
-            </w:tcBorders>
-            <w:vAlign w:val="center"/>
-          </w:tcPr>
-          <w:p>
-            <w:pPr>
-              <w:spacing w:before="40" w:after="40"/>
-              <w:jc w:val="left"/>
-            </w:pPr>
-            <w:r>
-              <w:rPr>
-                <w:rFonts w:ascii="Adani" w:hAnsi="Adani"/>
-                <w:b w:val="0"/>
-                <w:sz w:val="18"/>
-                <w:u w:val="none"/>
-              </w:rPr>
-              <w:t>AERIES FINANCIALTECHNOLOGIES PRIVATE LIMITED</w:t>
-            </w:r>
-          </w:p>
-        </w:tc>
-        <w:tc>
-          <w:tcPr>
-            <w:tcW w:type="dxa" w:w="1587"/>
-            <w:shd w:val="clear" w:color="auto" w:fill="FFFFFF"/>
-            <w:tcBorders>
-              <w:top w:val="single" w:sz="4" w:space="0" w:color="000000"/>
-              <w:left w:val="single" w:sz="4" w:space="0" w:color="000000"/>
-              <w:bottom w:val="single" w:sz="4" w:space="0" w:color="000000"/>
-              <w:right w:val="single" w:sz="4" w:space="0" w:color="000000"/>
-            </w:tcBorders>
-            <w:vAlign w:val="center"/>
-          </w:tcPr>
-          <w:p>
-            <w:pPr>
-              <w:spacing w:before="40" w:after="40"/>
-              <w:jc w:val="left"/>
-            </w:pPr>
-            <w:r>
-              <w:rPr>
-                <w:rFonts w:ascii="Adani" w:hAnsi="Adani"/>
-                <w:b w:val="0"/>
-                <w:sz w:val="18"/>
-                <w:u w:val="none"/>
-              </w:rPr>
-              <w:t>Director</w:t>
-            </w:r>
-          </w:p>
-        </w:tc>
-        <w:tc>
-          <w:tcPr>
-            <w:tcW w:type="dxa" w:w="1304"/>
-            <w:shd w:val="clear" w:color="auto" w:fill="FFFFFF"/>
-            <w:tcBorders>
-              <w:top w:val="single" w:sz="4" w:space="0" w:color="000000"/>
-              <w:left w:val="single" w:sz="4" w:space="0" w:color="000000"/>
-              <w:bottom w:val="single" w:sz="4" w:space="0" w:color="000000"/>
-              <w:right w:val="single" w:sz="4" w:space="0" w:color="000000"/>
-            </w:tcBorders>
-            <w:vAlign w:val="center"/>
-          </w:tcPr>
-          <w:p>
-            <w:pPr>
-              <w:spacing w:before="40" w:after="40"/>
-              <w:jc w:val="left"/>
-            </w:pPr>
-            <w:r>
-              <w:rPr>
-                <w:rFonts w:ascii="Adani" w:hAnsi="Adani"/>
-                <w:b w:val="0"/>
-                <w:sz w:val="18"/>
-                <w:u w:val="none"/>
-              </w:rPr>
-              <w:t>05/07/2022</w:t>
-            </w:r>
-          </w:p>
-        </w:tc>
-      </w:tr>
-      <w:tr>
-        <w:tc>
-          <w:tcPr>
-            <w:tcW w:type="dxa" w:w="2268"/>
-            <w:shd w:val="clear" w:color="auto" w:fill="FFFFFF"/>
-            <w:tcBorders>
-              <w:top w:val="single" w:sz="4" w:space="0" w:color="000000"/>
-              <w:left w:val="single" w:sz="4" w:space="0" w:color="000000"/>
-              <w:bottom w:val="single" w:sz="4" w:space="0" w:color="000000"/>
-              <w:right w:val="single" w:sz="4" w:space="0" w:color="000000"/>
-            </w:tcBorders>
-            <w:vAlign w:val="center"/>
-          </w:tcPr>
-          <w:p>
-            <w:pPr>
-              <w:spacing w:before="40" w:after="40"/>
-              <w:jc w:val="left"/>
-            </w:pPr>
-            <w:r>
-              <w:rPr>
-                <w:rFonts w:ascii="Adani" w:hAnsi="Adani"/>
-                <w:b w:val="0"/>
-                <w:sz w:val="18"/>
-                <w:u w:val="none"/>
-              </w:rPr>
-              <w:t>U74140HR2015PTC055588</w:t>
-            </w:r>
-          </w:p>
-        </w:tc>
-        <w:tc>
-          <w:tcPr>
-            <w:tcW w:type="dxa" w:w="4252"/>
-            <w:shd w:val="clear" w:color="auto" w:fill="FFFFFF"/>
-            <w:tcBorders>
-              <w:top w:val="single" w:sz="4" w:space="0" w:color="000000"/>
-              <w:left w:val="single" w:sz="4" w:space="0" w:color="000000"/>
-              <w:bottom w:val="single" w:sz="4" w:space="0" w:color="000000"/>
-              <w:right w:val="single" w:sz="4" w:space="0" w:color="000000"/>
-            </w:tcBorders>
-            <w:vAlign w:val="center"/>
-          </w:tcPr>
-          <w:p>
-            <w:pPr>
-              <w:spacing w:before="40" w:after="40"/>
-              <w:jc w:val="left"/>
-            </w:pPr>
-            <w:r>
-              <w:rPr>
-                <w:rFonts w:ascii="Adani" w:hAnsi="Adani"/>
-                <w:b w:val="0"/>
-                <w:sz w:val="18"/>
-                <w:u w:val="none"/>
-              </w:rPr>
-              <w:t>INDIFI TECHNOLOGIES PRIVATE LIMITED</w:t>
-            </w:r>
-          </w:p>
-        </w:tc>
-        <w:tc>
-          <w:tcPr>
-            <w:tcW w:type="dxa" w:w="1587"/>
-            <w:shd w:val="clear" w:color="auto" w:fill="FFFFFF"/>
-            <w:tcBorders>
-              <w:top w:val="single" w:sz="4" w:space="0" w:color="000000"/>
-              <w:left w:val="single" w:sz="4" w:space="0" w:color="000000"/>
-              <w:bottom w:val="single" w:sz="4" w:space="0" w:color="000000"/>
-              <w:right w:val="single" w:sz="4" w:space="0" w:color="000000"/>
-            </w:tcBorders>
-            <w:vAlign w:val="center"/>
-          </w:tcPr>
-          <w:p>
-            <w:pPr>
-              <w:spacing w:before="40" w:after="40"/>
-              <w:jc w:val="left"/>
-            </w:pPr>
-            <w:r>
-              <w:rPr>
-                <w:rFonts w:ascii="Adani" w:hAnsi="Adani"/>
-                <w:b w:val="0"/>
-                <w:sz w:val="18"/>
-                <w:u w:val="none"/>
-              </w:rPr>
-              <w:t>Director</w:t>
-            </w:r>
-          </w:p>
-        </w:tc>
-        <w:tc>
-          <w:tcPr>
-            <w:tcW w:type="dxa" w:w="1304"/>
-            <w:shd w:val="clear" w:color="auto" w:fill="FFFFFF"/>
-            <w:tcBorders>
-              <w:top w:val="single" w:sz="4" w:space="0" w:color="000000"/>
-              <w:left w:val="single" w:sz="4" w:space="0" w:color="000000"/>
-              <w:bottom w:val="single" w:sz="4" w:space="0" w:color="000000"/>
-              <w:right w:val="single" w:sz="4" w:space="0" w:color="000000"/>
-            </w:tcBorders>
-            <w:vAlign w:val="center"/>
-          </w:tcPr>
-          <w:p>
-            <w:pPr>
-              <w:spacing w:before="40" w:after="40"/>
-              <w:jc w:val="left"/>
-            </w:pPr>
-            <w:r>
-              <w:rPr>
-                <w:rFonts w:ascii="Adani" w:hAnsi="Adani"/>
-                <w:b w:val="0"/>
-                <w:sz w:val="18"/>
-                <w:u w:val="none"/>
-              </w:rPr>
-              <w:t>19/05/2022</w:t>
-            </w:r>
-          </w:p>
-        </w:tc>
-      </w:tr>
-      <w:tr>
-        <w:tc>
-          <w:tcPr>
-            <w:tcW w:type="dxa" w:w="2268"/>
-            <w:shd w:val="clear" w:color="auto" w:fill="FFFFFF"/>
-            <w:tcBorders>
-              <w:top w:val="single" w:sz="4" w:space="0" w:color="000000"/>
-              <w:left w:val="single" w:sz="4" w:space="0" w:color="000000"/>
-              <w:bottom w:val="single" w:sz="4" w:space="0" w:color="000000"/>
-              <w:right w:val="single" w:sz="4" w:space="0" w:color="000000"/>
-            </w:tcBorders>
-            <w:vAlign w:val="center"/>
-          </w:tcPr>
-          <w:p>
-            <w:pPr>
-              <w:spacing w:before="40" w:after="40"/>
-              <w:jc w:val="left"/>
-            </w:pPr>
-            <w:r>
-              <w:rPr>
-                <w:rFonts w:ascii="Adani" w:hAnsi="Adani"/>
-                <w:b w:val="0"/>
-                <w:sz w:val="18"/>
-                <w:u w:val="none"/>
-              </w:rPr>
-              <w:t>U65990MH2022PTC377658</w:t>
-            </w:r>
-          </w:p>
-        </w:tc>
-        <w:tc>
-          <w:tcPr>
-            <w:tcW w:type="dxa" w:w="4252"/>
-            <w:shd w:val="clear" w:color="auto" w:fill="FFFFFF"/>
-            <w:tcBorders>
-              <w:top w:val="single" w:sz="4" w:space="0" w:color="000000"/>
-              <w:left w:val="single" w:sz="4" w:space="0" w:color="000000"/>
-              <w:bottom w:val="single" w:sz="4" w:space="0" w:color="000000"/>
-              <w:right w:val="single" w:sz="4" w:space="0" w:color="000000"/>
-            </w:tcBorders>
-            <w:vAlign w:val="center"/>
-          </w:tcPr>
-          <w:p>
-            <w:pPr>
-              <w:spacing w:before="40" w:after="40"/>
-              <w:jc w:val="left"/>
-            </w:pPr>
-            <w:r>
-              <w:rPr>
-                <w:rFonts w:ascii="Adani" w:hAnsi="Adani"/>
-                <w:b w:val="0"/>
-                <w:sz w:val="18"/>
-                <w:u w:val="none"/>
-              </w:rPr>
-              <w:t>AGRISAATHI FINANCE PRIVATE LIMITED</w:t>
-            </w:r>
-          </w:p>
-        </w:tc>
-        <w:tc>
-          <w:tcPr>
-            <w:tcW w:type="dxa" w:w="1587"/>
-            <w:shd w:val="clear" w:color="auto" w:fill="FFFFFF"/>
-            <w:tcBorders>
-              <w:top w:val="single" w:sz="4" w:space="0" w:color="000000"/>
-              <w:left w:val="single" w:sz="4" w:space="0" w:color="000000"/>
-              <w:bottom w:val="single" w:sz="4" w:space="0" w:color="000000"/>
-              <w:right w:val="single" w:sz="4" w:space="0" w:color="000000"/>
-            </w:tcBorders>
-            <w:vAlign w:val="center"/>
-          </w:tcPr>
-          <w:p>
-            <w:pPr>
-              <w:spacing w:before="40" w:after="40"/>
-              <w:jc w:val="left"/>
-            </w:pPr>
-            <w:r>
-              <w:rPr>
-                <w:rFonts w:ascii="Adani" w:hAnsi="Adani"/>
-                <w:b w:val="0"/>
-                <w:sz w:val="18"/>
-                <w:u w:val="none"/>
-              </w:rPr>
-              <w:t>Director</w:t>
-            </w:r>
-          </w:p>
-        </w:tc>
-        <w:tc>
-          <w:tcPr>
-            <w:tcW w:type="dxa" w:w="1304"/>
-            <w:shd w:val="clear" w:color="auto" w:fill="FFFFFF"/>
-            <w:tcBorders>
-              <w:top w:val="single" w:sz="4" w:space="0" w:color="000000"/>
-              <w:left w:val="single" w:sz="4" w:space="0" w:color="000000"/>
-              <w:bottom w:val="single" w:sz="4" w:space="0" w:color="000000"/>
-              <w:right w:val="single" w:sz="4" w:space="0" w:color="000000"/>
-            </w:tcBorders>
-            <w:vAlign w:val="center"/>
-          </w:tcPr>
-          <w:p>
-            <w:pPr>
-              <w:spacing w:before="40" w:after="40"/>
-              <w:jc w:val="left"/>
-            </w:pPr>
-            <w:r>
-              <w:rPr>
-                <w:rFonts w:ascii="Adani" w:hAnsi="Adani"/>
-                <w:b w:val="0"/>
-                <w:sz w:val="18"/>
-                <w:u w:val="none"/>
-              </w:rPr>
-              <w:t>28/02/2022</w:t>
-            </w:r>
-          </w:p>
-        </w:tc>
-      </w:tr>
-      <w:tr>
-        <w:tc>
-          <w:tcPr>
-            <w:tcW w:type="dxa" w:w="2268"/>
-            <w:shd w:val="clear" w:color="auto" w:fill="FFFFFF"/>
-            <w:tcBorders>
-              <w:top w:val="single" w:sz="4" w:space="0" w:color="000000"/>
-              <w:left w:val="single" w:sz="4" w:space="0" w:color="000000"/>
-              <w:bottom w:val="single" w:sz="4" w:space="0" w:color="000000"/>
-              <w:right w:val="single" w:sz="4" w:space="0" w:color="000000"/>
-            </w:tcBorders>
-            <w:vAlign w:val="center"/>
-          </w:tcPr>
-          <w:p>
-            <w:pPr>
-              <w:spacing w:before="40" w:after="40"/>
-              <w:jc w:val="left"/>
-            </w:pPr>
-            <w:r>
-              <w:rPr>
-                <w:rFonts w:ascii="Adani" w:hAnsi="Adani"/>
-                <w:b w:val="0"/>
-                <w:sz w:val="18"/>
-                <w:u w:val="none"/>
-              </w:rPr>
-              <w:t>U74999TN2020PTC168563</w:t>
-            </w:r>
-          </w:p>
-        </w:tc>
-        <w:tc>
-          <w:tcPr>
-            <w:tcW w:type="dxa" w:w="4252"/>
-            <w:shd w:val="clear" w:color="auto" w:fill="FFFFFF"/>
-            <w:tcBorders>
-              <w:top w:val="single" w:sz="4" w:space="0" w:color="000000"/>
-              <w:left w:val="single" w:sz="4" w:space="0" w:color="000000"/>
-              <w:bottom w:val="single" w:sz="4" w:space="0" w:color="000000"/>
-              <w:right w:val="single" w:sz="4" w:space="0" w:color="000000"/>
-            </w:tcBorders>
-            <w:vAlign w:val="center"/>
-          </w:tcPr>
-          <w:p>
-            <w:pPr>
-              <w:spacing w:before="40" w:after="40"/>
-              <w:jc w:val="left"/>
-            </w:pPr>
-            <w:r>
-              <w:rPr>
-                <w:rFonts w:ascii="Adani" w:hAnsi="Adani"/>
-                <w:b w:val="0"/>
-                <w:sz w:val="18"/>
-                <w:u w:val="none"/>
-              </w:rPr>
-              <w:t>PROGROW FARM AND RURAL MISSION PRIVATE LIMITED</w:t>
-            </w:r>
-          </w:p>
-        </w:tc>
-        <w:tc>
-          <w:tcPr>
-            <w:tcW w:type="dxa" w:w="1587"/>
-            <w:shd w:val="clear" w:color="auto" w:fill="FFFFFF"/>
-            <w:tcBorders>
-              <w:top w:val="single" w:sz="4" w:space="0" w:color="000000"/>
-              <w:left w:val="single" w:sz="4" w:space="0" w:color="000000"/>
-              <w:bottom w:val="single" w:sz="4" w:space="0" w:color="000000"/>
-              <w:right w:val="single" w:sz="4" w:space="0" w:color="000000"/>
-            </w:tcBorders>
-            <w:vAlign w:val="center"/>
-          </w:tcPr>
-          <w:p>
-            <w:pPr>
-              <w:spacing w:before="40" w:after="40"/>
-              <w:jc w:val="left"/>
-            </w:pPr>
-            <w:r>
-              <w:rPr>
-                <w:rFonts w:ascii="Adani" w:hAnsi="Adani"/>
-                <w:b w:val="0"/>
-                <w:sz w:val="18"/>
-                <w:u w:val="none"/>
-              </w:rPr>
-              <w:t>Director</w:t>
-            </w:r>
-          </w:p>
-        </w:tc>
-        <w:tc>
-          <w:tcPr>
-            <w:tcW w:type="dxa" w:w="1304"/>
-            <w:shd w:val="clear" w:color="auto" w:fill="FFFFFF"/>
-            <w:tcBorders>
-              <w:top w:val="single" w:sz="4" w:space="0" w:color="000000"/>
-              <w:left w:val="single" w:sz="4" w:space="0" w:color="000000"/>
-              <w:bottom w:val="single" w:sz="4" w:space="0" w:color="000000"/>
-              <w:right w:val="single" w:sz="4" w:space="0" w:color="000000"/>
-            </w:tcBorders>
-            <w:vAlign w:val="center"/>
-          </w:tcPr>
-          <w:p>
-            <w:pPr>
-              <w:spacing w:before="40" w:after="40"/>
-              <w:jc w:val="left"/>
-            </w:pPr>
-            <w:r>
-              <w:rPr>
-                <w:rFonts w:ascii="Adani" w:hAnsi="Adani"/>
-                <w:b w:val="0"/>
-                <w:sz w:val="18"/>
-                <w:u w:val="none"/>
-              </w:rPr>
-              <w:t>27/01/2022</w:t>
             </w:r>
           </w:p>
         </w:tc>
@@ -8495,348 +6802,6 @@
           </w:p>
         </w:tc>
       </w:tr>
-      <w:tr>
-        <w:tc>
-          <w:tcPr>
-            <w:tcW w:type="dxa" w:w="2268"/>
-            <w:shd w:val="clear" w:color="auto" w:fill="FFFFFF"/>
-            <w:tcBorders>
-              <w:top w:val="single" w:sz="4" w:space="0" w:color="000000"/>
-              <w:left w:val="single" w:sz="4" w:space="0" w:color="000000"/>
-              <w:bottom w:val="single" w:sz="4" w:space="0" w:color="000000"/>
-              <w:right w:val="single" w:sz="4" w:space="0" w:color="000000"/>
-            </w:tcBorders>
-            <w:vAlign w:val="center"/>
-          </w:tcPr>
-          <w:p>
-            <w:pPr>
-              <w:spacing w:before="40" w:after="40"/>
-              <w:jc w:val="left"/>
-            </w:pPr>
-            <w:r>
-              <w:rPr>
-                <w:rFonts w:ascii="Adani" w:hAnsi="Adani"/>
-                <w:b w:val="0"/>
-                <w:sz w:val="18"/>
-                <w:u w:val="none"/>
-              </w:rPr>
-              <w:t>U45200MH1989PLC050444</w:t>
-            </w:r>
-          </w:p>
-        </w:tc>
-        <w:tc>
-          <w:tcPr>
-            <w:tcW w:type="dxa" w:w="4252"/>
-            <w:shd w:val="clear" w:color="auto" w:fill="FFFFFF"/>
-            <w:tcBorders>
-              <w:top w:val="single" w:sz="4" w:space="0" w:color="000000"/>
-              <w:left w:val="single" w:sz="4" w:space="0" w:color="000000"/>
-              <w:bottom w:val="single" w:sz="4" w:space="0" w:color="000000"/>
-              <w:right w:val="single" w:sz="4" w:space="0" w:color="000000"/>
-            </w:tcBorders>
-            <w:vAlign w:val="center"/>
-          </w:tcPr>
-          <w:p>
-            <w:pPr>
-              <w:spacing w:before="40" w:after="40"/>
-              <w:jc w:val="left"/>
-            </w:pPr>
-            <w:r>
-              <w:rPr>
-                <w:rFonts w:ascii="Adani" w:hAnsi="Adani"/>
-                <w:b w:val="0"/>
-                <w:sz w:val="18"/>
-                <w:u w:val="none"/>
-              </w:rPr>
-              <w:t>TMF BUSINESS SERVICES LIMITED</w:t>
-            </w:r>
-          </w:p>
-        </w:tc>
-        <w:tc>
-          <w:tcPr>
-            <w:tcW w:type="dxa" w:w="1587"/>
-            <w:shd w:val="clear" w:color="auto" w:fill="FFFFFF"/>
-            <w:tcBorders>
-              <w:top w:val="single" w:sz="4" w:space="0" w:color="000000"/>
-              <w:left w:val="single" w:sz="4" w:space="0" w:color="000000"/>
-              <w:bottom w:val="single" w:sz="4" w:space="0" w:color="000000"/>
-              <w:right w:val="single" w:sz="4" w:space="0" w:color="000000"/>
-            </w:tcBorders>
-            <w:vAlign w:val="center"/>
-          </w:tcPr>
-          <w:p>
-            <w:pPr>
-              <w:spacing w:before="40" w:after="40"/>
-              <w:jc w:val="left"/>
-            </w:pPr>
-            <w:r>
-              <w:rPr>
-                <w:rFonts w:ascii="Adani" w:hAnsi="Adani"/>
-                <w:b w:val="0"/>
-                <w:sz w:val="18"/>
-                <w:u w:val="none"/>
-              </w:rPr>
-              <w:t>Director</w:t>
-            </w:r>
-          </w:p>
-        </w:tc>
-        <w:tc>
-          <w:tcPr>
-            <w:tcW w:type="dxa" w:w="1304"/>
-            <w:shd w:val="clear" w:color="auto" w:fill="FFFFFF"/>
-            <w:tcBorders>
-              <w:top w:val="single" w:sz="4" w:space="0" w:color="000000"/>
-              <w:left w:val="single" w:sz="4" w:space="0" w:color="000000"/>
-              <w:bottom w:val="single" w:sz="4" w:space="0" w:color="000000"/>
-              <w:right w:val="single" w:sz="4" w:space="0" w:color="000000"/>
-            </w:tcBorders>
-            <w:vAlign w:val="center"/>
-          </w:tcPr>
-          <w:p>
-            <w:pPr>
-              <w:spacing w:before="40" w:after="40"/>
-              <w:jc w:val="left"/>
-            </w:pPr>
-            <w:r>
-              <w:rPr>
-                <w:rFonts w:ascii="Adani" w:hAnsi="Adani"/>
-                <w:b w:val="0"/>
-                <w:sz w:val="18"/>
-                <w:u w:val="none"/>
-              </w:rPr>
-              <w:t>10/07/2020</w:t>
-            </w:r>
-          </w:p>
-        </w:tc>
-      </w:tr>
-      <w:tr>
-        <w:tc>
-          <w:tcPr>
-            <w:tcW w:type="dxa" w:w="2268"/>
-            <w:shd w:val="clear" w:color="auto" w:fill="FFFFFF"/>
-            <w:tcBorders>
-              <w:top w:val="single" w:sz="4" w:space="0" w:color="000000"/>
-              <w:left w:val="single" w:sz="4" w:space="0" w:color="000000"/>
-              <w:bottom w:val="single" w:sz="4" w:space="0" w:color="000000"/>
-              <w:right w:val="single" w:sz="4" w:space="0" w:color="000000"/>
-            </w:tcBorders>
-            <w:vAlign w:val="center"/>
-          </w:tcPr>
-          <w:p>
-            <w:pPr>
-              <w:spacing w:before="40" w:after="40"/>
-              <w:jc w:val="left"/>
-            </w:pPr>
-            <w:r>
-              <w:rPr>
-                <w:rFonts w:ascii="Adani" w:hAnsi="Adani"/>
-                <w:b w:val="0"/>
-                <w:sz w:val="18"/>
-                <w:u w:val="none"/>
-              </w:rPr>
-              <w:t>U65923MH2006PLC162503</w:t>
-            </w:r>
-          </w:p>
-        </w:tc>
-        <w:tc>
-          <w:tcPr>
-            <w:tcW w:type="dxa" w:w="4252"/>
-            <w:shd w:val="clear" w:color="auto" w:fill="FFFFFF"/>
-            <w:tcBorders>
-              <w:top w:val="single" w:sz="4" w:space="0" w:color="000000"/>
-              <w:left w:val="single" w:sz="4" w:space="0" w:color="000000"/>
-              <w:bottom w:val="single" w:sz="4" w:space="0" w:color="000000"/>
-              <w:right w:val="single" w:sz="4" w:space="0" w:color="000000"/>
-            </w:tcBorders>
-            <w:vAlign w:val="center"/>
-          </w:tcPr>
-          <w:p>
-            <w:pPr>
-              <w:spacing w:before="40" w:after="40"/>
-              <w:jc w:val="left"/>
-            </w:pPr>
-            <w:r>
-              <w:rPr>
-                <w:rFonts w:ascii="Adani" w:hAnsi="Adani"/>
-                <w:b w:val="0"/>
-                <w:sz w:val="18"/>
-                <w:u w:val="none"/>
-              </w:rPr>
-              <w:t>TMF HOLDINGS LIMITED</w:t>
-            </w:r>
-          </w:p>
-        </w:tc>
-        <w:tc>
-          <w:tcPr>
-            <w:tcW w:type="dxa" w:w="1587"/>
-            <w:shd w:val="clear" w:color="auto" w:fill="FFFFFF"/>
-            <w:tcBorders>
-              <w:top w:val="single" w:sz="4" w:space="0" w:color="000000"/>
-              <w:left w:val="single" w:sz="4" w:space="0" w:color="000000"/>
-              <w:bottom w:val="single" w:sz="4" w:space="0" w:color="000000"/>
-              <w:right w:val="single" w:sz="4" w:space="0" w:color="000000"/>
-            </w:tcBorders>
-            <w:vAlign w:val="center"/>
-          </w:tcPr>
-          <w:p>
-            <w:pPr>
-              <w:spacing w:before="40" w:after="40"/>
-              <w:jc w:val="left"/>
-            </w:pPr>
-            <w:r>
-              <w:rPr>
-                <w:rFonts w:ascii="Adani" w:hAnsi="Adani"/>
-                <w:b w:val="0"/>
-                <w:sz w:val="18"/>
-                <w:u w:val="none"/>
-              </w:rPr>
-              <w:t>Additional Director</w:t>
-            </w:r>
-          </w:p>
-        </w:tc>
-        <w:tc>
-          <w:tcPr>
-            <w:tcW w:type="dxa" w:w="1304"/>
-            <w:shd w:val="clear" w:color="auto" w:fill="FFFFFF"/>
-            <w:tcBorders>
-              <w:top w:val="single" w:sz="4" w:space="0" w:color="000000"/>
-              <w:left w:val="single" w:sz="4" w:space="0" w:color="000000"/>
-              <w:bottom w:val="single" w:sz="4" w:space="0" w:color="000000"/>
-              <w:right w:val="single" w:sz="4" w:space="0" w:color="000000"/>
-            </w:tcBorders>
-            <w:vAlign w:val="center"/>
-          </w:tcPr>
-          <w:p>
-            <w:pPr>
-              <w:spacing w:before="40" w:after="40"/>
-              <w:jc w:val="left"/>
-            </w:pPr>
-            <w:r>
-              <w:rPr>
-                <w:rFonts w:ascii="Adani" w:hAnsi="Adani"/>
-                <w:b w:val="0"/>
-                <w:sz w:val="18"/>
-                <w:u w:val="none"/>
-              </w:rPr>
-              <w:t>10/07/2020</w:t>
-            </w:r>
-          </w:p>
-        </w:tc>
-      </w:tr>
-      <w:tr>
-        <w:tc>
-          <w:tcPr>
-            <w:tcW w:type="dxa" w:w="2268"/>
-            <w:shd w:val="clear" w:color="auto" w:fill="FFFFFF"/>
-            <w:tcBorders>
-              <w:top w:val="single" w:sz="4" w:space="0" w:color="000000"/>
-              <w:left w:val="single" w:sz="4" w:space="0" w:color="000000"/>
-              <w:bottom w:val="single" w:sz="4" w:space="0" w:color="000000"/>
-              <w:right w:val="single" w:sz="4" w:space="0" w:color="000000"/>
-            </w:tcBorders>
-            <w:vAlign w:val="center"/>
-          </w:tcPr>
-          <w:p>
-            <w:pPr>
-              <w:spacing w:before="40" w:after="40"/>
-              <w:jc w:val="left"/>
-            </w:pPr>
-            <w:r>
-              <w:rPr>
-                <w:rFonts w:ascii="Adani" w:hAnsi="Adani"/>
-                <w:b w:val="0"/>
-                <w:sz w:val="18"/>
-                <w:u w:val="none"/>
-              </w:rPr>
-              <w:t>U74999KA2017PTC107213</w:t>
-            </w:r>
-          </w:p>
-        </w:tc>
-        <w:tc>
-          <w:tcPr>
-            <w:tcW w:type="dxa" w:w="4252"/>
-            <w:shd w:val="clear" w:color="auto" w:fill="FFFFFF"/>
-            <w:tcBorders>
-              <w:top w:val="single" w:sz="4" w:space="0" w:color="000000"/>
-              <w:left w:val="single" w:sz="4" w:space="0" w:color="000000"/>
-              <w:bottom w:val="single" w:sz="4" w:space="0" w:color="000000"/>
-              <w:right w:val="single" w:sz="4" w:space="0" w:color="000000"/>
-            </w:tcBorders>
-            <w:vAlign w:val="center"/>
-          </w:tcPr>
-          <w:p>
-            <w:pPr>
-              <w:spacing w:before="40" w:after="40"/>
-              <w:jc w:val="left"/>
-            </w:pPr>
-            <w:r>
-              <w:rPr>
-                <w:rFonts w:ascii="Adani" w:hAnsi="Adani"/>
-                <w:b w:val="0"/>
-                <w:sz w:val="18"/>
-                <w:u w:val="none"/>
-              </w:rPr>
-              <w:t>PERFIOS ACCOUNT AGGREGATION SERVICES PRIVATE LIMITED</w:t>
-            </w:r>
-          </w:p>
-        </w:tc>
-        <w:tc>
-          <w:tcPr>
-            <w:tcW w:type="dxa" w:w="1587"/>
-            <w:shd w:val="clear" w:color="auto" w:fill="FFFFFF"/>
-            <w:tcBorders>
-              <w:top w:val="single" w:sz="4" w:space="0" w:color="000000"/>
-              <w:left w:val="single" w:sz="4" w:space="0" w:color="000000"/>
-              <w:bottom w:val="single" w:sz="4" w:space="0" w:color="000000"/>
-              <w:right w:val="single" w:sz="4" w:space="0" w:color="000000"/>
-            </w:tcBorders>
-            <w:vAlign w:val="center"/>
-          </w:tcPr>
-          <w:p>
-            <w:pPr>
-              <w:spacing w:before="40" w:after="40"/>
-              <w:jc w:val="left"/>
-            </w:pPr>
-            <w:r>
-              <w:rPr>
-                <w:rFonts w:ascii="Adani" w:hAnsi="Adani"/>
-                <w:b w:val="0"/>
-                <w:sz w:val="18"/>
-                <w:u w:val="none"/>
-              </w:rPr>
-              <w:t>Director</w:t>
-            </w:r>
-          </w:p>
-        </w:tc>
-        <w:tc>
-          <w:tcPr>
-            <w:tcW w:type="dxa" w:w="1304"/>
-            <w:shd w:val="clear" w:color="auto" w:fill="FFFFFF"/>
-            <w:tcBorders>
-              <w:top w:val="single" w:sz="4" w:space="0" w:color="000000"/>
-              <w:left w:val="single" w:sz="4" w:space="0" w:color="000000"/>
-              <w:bottom w:val="single" w:sz="4" w:space="0" w:color="000000"/>
-              <w:right w:val="single" w:sz="4" w:space="0" w:color="000000"/>
-            </w:tcBorders>
-            <w:vAlign w:val="center"/>
-          </w:tcPr>
-          <w:p>
-            <w:pPr>
-              <w:spacing w:before="40" w:after="40"/>
-              <w:jc w:val="left"/>
-            </w:pPr>
-            <w:r>
-              <w:rPr>
-                <w:rFonts w:ascii="Adani" w:hAnsi="Adani"/>
-                <w:b w:val="0"/>
-                <w:sz w:val="18"/>
-                <w:u w:val="none"/>
-              </w:rPr>
-              <w:t>20/06/2020</w:t>
-            </w:r>
-          </w:p>
-        </w:tc>
-      </w:tr>
     </w:tbl>
     <w:sectPr>
       <w:pgSz w:w="11906" w:h="16838"/>

--- a/Backend/Director_Disclosure/Output_Disclosures/2024-25/INDIFI_TECHNOLOGIES_PRIVATE_LIMITED/MBP-1/MBP1_PALAMADAI_SUNDARARAJAN_JAYAKUMAR_01173236.docx
+++ b/Backend/Director_Disclosure/Output_Disclosures/2024-25/INDIFI_TECHNOLOGIES_PRIVATE_LIMITED/MBP-1/MBP1_PALAMADAI_SUNDARARAJAN_JAYAKUMAR_01173236.docx
@@ -2556,7 +2556,7 @@
                 <w:sz w:val="18"/>
                 <w:u w:val="none"/>
               </w:rPr>
-              <w:t>Date:   15th May, 2026</w:t>
+              <w:t>Date:   27th May, 2026</w:t>
             </w:r>
           </w:p>
         </w:tc>
@@ -3593,7 +3593,7 @@
                 <w:sz w:val="18"/>
                 <w:u w:val="none"/>
               </w:rPr>
-              <w:t>Date:   15th May, 2026</w:t>
+              <w:t>Date:   27th May, 2026</w:t>
             </w:r>
           </w:p>
         </w:tc>
@@ -3754,7 +3754,7 @@
           <w:sz w:val="20"/>
           <w:u w:val="none"/>
         </w:rPr>
-        <w:t>15th May, 2026</w:t>
+        <w:t>27th May, 2026</w:t>
       </w:r>
     </w:p>
     <w:p>
